--- a/code/RuoYi-Vue-Plus/ruoyi-modules/ruoyi-lqg/src/main/resources/lqg/doc-templates/sample_qc.docx
+++ b/code/RuoYi-Vue-Plus/ruoyi-modules/ruoyi-lqg/src/main/resources/lqg/doc-templates/sample_qc.docx
@@ -56,13 +56,13 @@
               <w:spacing w:line="240" w:lineRule="atLeast"/>
               <w:jc w:val="center"/>
               <w:rPr>
-                <w:rFonts w:ascii="Times New Roman" w:hAnsi="Times New Roman" w:eastAsia="宋体" w:cs="Times New Roman"/>
-                <w:sz w:val="24"/>
-              </w:rPr>
-            </w:pPr>
-            <w:r>
-              <w:rPr>
-                <w:rFonts w:ascii="Times New Roman" w:hAnsi="Times New Roman" w:eastAsia="宋体" w:cs="Times New Roman"/>
+                <w:rFonts w:ascii="Tinos" w:hAnsi="Tinos" w:eastAsia="Noto Serif SC" w:cs="Tinos"/>
+                <w:sz w:val="24"/>
+              </w:rPr>
+            </w:pPr>
+            <w:r>
+              <w:rPr>
+                <w:rFonts w:ascii="Tinos" w:hAnsi="Tinos" w:eastAsia="Noto Serif SC" w:cs="Tinos"/>
                 <w:b/>
                 <w:bCs/>
                 <w:color w:val="000000"/>
@@ -106,14 +106,14 @@
               <w:spacing w:line="240" w:lineRule="atLeast"/>
               <w:jc w:val="center"/>
               <w:rPr>
-                <w:rFonts w:hint="default" w:ascii="Times New Roman" w:hAnsi="Times New Roman" w:eastAsia="宋体" w:cs="Times New Roman"/>
-                <w:sz w:val="24"/>
-                <w:szCs w:val="24"/>
-              </w:rPr>
-            </w:pPr>
-            <w:r>
-              <w:rPr>
-                <w:rFonts w:hint="default" w:ascii="Times New Roman" w:hAnsi="Times New Roman" w:eastAsia="宋体" w:cs="Times New Roman"/>
+                <w:rFonts w:hint="default" w:ascii="Tinos" w:hAnsi="Tinos" w:eastAsia="Noto Serif SC" w:cs="Tinos"/>
+                <w:sz w:val="24"/>
+                <w:szCs w:val="24"/>
+              </w:rPr>
+            </w:pPr>
+            <w:r>
+              <w:rPr>
+                <w:rFonts w:hint="default" w:ascii="Tinos" w:hAnsi="Tinos" w:eastAsia="Noto Serif SC" w:cs="Tinos"/>
                 <w:color w:val="000000"/>
                 <w:sz w:val="24"/>
                 <w:szCs w:val="24"/>
@@ -134,14 +134,14 @@
               <w:spacing w:line="240" w:lineRule="atLeast"/>
               <w:jc w:val="center"/>
               <w:rPr>
-                <w:rFonts w:hint="default" w:ascii="Times New Roman" w:hAnsi="Times New Roman" w:eastAsia="宋体" w:cs="Times New Roman"/>
-                <w:sz w:val="24"/>
-                <w:szCs w:val="24"/>
-              </w:rPr>
-            </w:pPr>
-            <w:r>
-              <w:rPr>
-                <w:rFonts w:hint="default" w:ascii="Times New Roman" w:hAnsi="Times New Roman" w:eastAsia="宋体" w:cs="Times New Roman"/>
+                <w:rFonts w:hint="default" w:ascii="Tinos" w:hAnsi="Tinos" w:eastAsia="Noto Serif SC" w:cs="Tinos"/>
+                <w:sz w:val="24"/>
+                <w:szCs w:val="24"/>
+              </w:rPr>
+            </w:pPr>
+            <w:r>
+              <w:rPr>
+                <w:rFonts w:hint="default" w:ascii="Tinos" w:hAnsi="Tinos" w:eastAsia="Noto Serif SC" w:cs="Tinos"/>
                 <w:sz w:val="24"/>
                 <w:szCs w:val="24"/>
               </w:rPr>
@@ -161,14 +161,14 @@
               <w:spacing w:line="240" w:lineRule="atLeast"/>
               <w:jc w:val="center"/>
               <w:rPr>
-                <w:rFonts w:hint="default" w:ascii="Times New Roman" w:hAnsi="Times New Roman" w:eastAsia="宋体" w:cs="Times New Roman"/>
-                <w:sz w:val="24"/>
-                <w:szCs w:val="24"/>
-              </w:rPr>
-            </w:pPr>
-            <w:r>
-              <w:rPr>
-                <w:rFonts w:hint="default" w:ascii="Times New Roman" w:hAnsi="Times New Roman" w:eastAsia="宋体" w:cs="Times New Roman"/>
+                <w:rFonts w:hint="default" w:ascii="Tinos" w:hAnsi="Tinos" w:eastAsia="Noto Serif SC" w:cs="Tinos"/>
+                <w:sz w:val="24"/>
+                <w:szCs w:val="24"/>
+              </w:rPr>
+            </w:pPr>
+            <w:r>
+              <w:rPr>
+                <w:rFonts w:hint="default" w:ascii="Tinos" w:hAnsi="Tinos" w:eastAsia="Noto Serif SC" w:cs="Tinos"/>
                 <w:color w:val="000000"/>
                 <w:sz w:val="24"/>
                 <w:szCs w:val="24"/>
@@ -189,14 +189,14 @@
               <w:spacing w:line="240" w:lineRule="atLeast"/>
               <w:jc w:val="center"/>
               <w:rPr>
-                <w:rFonts w:hint="default" w:ascii="Times New Roman" w:hAnsi="Times New Roman" w:eastAsia="宋体" w:cs="Times New Roman"/>
-                <w:sz w:val="24"/>
-                <w:szCs w:val="24"/>
-              </w:rPr>
-            </w:pPr>
-            <w:r>
-              <w:rPr>
-                <w:rFonts w:hint="default" w:ascii="Times New Roman" w:hAnsi="Times New Roman" w:eastAsia="宋体" w:cs="Times New Roman"/>
+                <w:rFonts w:hint="default" w:ascii="Tinos" w:hAnsi="Tinos" w:eastAsia="Noto Serif SC" w:cs="Tinos"/>
+                <w:sz w:val="24"/>
+                <w:szCs w:val="24"/>
+              </w:rPr>
+            </w:pPr>
+            <w:r>
+              <w:rPr>
+                <w:rFonts w:hint="default" w:ascii="Tinos" w:hAnsi="Tinos" w:eastAsia="Noto Serif SC" w:cs="Tinos"/>
                 <w:sz w:val="24"/>
                 <w:szCs w:val="24"/>
               </w:rPr>
@@ -231,14 +231,14 @@
               <w:spacing w:line="240" w:lineRule="atLeast"/>
               <w:jc w:val="center"/>
               <w:rPr>
-                <w:rFonts w:hint="default" w:ascii="Times New Roman" w:hAnsi="Times New Roman" w:eastAsia="宋体" w:cs="Times New Roman"/>
-                <w:sz w:val="24"/>
-                <w:szCs w:val="24"/>
-              </w:rPr>
-            </w:pPr>
-            <w:r>
-              <w:rPr>
-                <w:rFonts w:hint="default" w:ascii="Times New Roman" w:hAnsi="Times New Roman" w:eastAsia="宋体" w:cs="Times New Roman"/>
+                <w:rFonts w:hint="default" w:ascii="Tinos" w:hAnsi="Tinos" w:eastAsia="Noto Serif SC" w:cs="Tinos"/>
+                <w:sz w:val="24"/>
+                <w:szCs w:val="24"/>
+              </w:rPr>
+            </w:pPr>
+            <w:r>
+              <w:rPr>
+                <w:rFonts w:hint="default" w:ascii="Tinos" w:hAnsi="Tinos" w:eastAsia="Noto Serif SC" w:cs="Tinos"/>
                 <w:color w:val="000000"/>
                 <w:sz w:val="24"/>
                 <w:szCs w:val="24"/>
@@ -259,14 +259,14 @@
               <w:spacing w:line="240" w:lineRule="atLeast"/>
               <w:jc w:val="center"/>
               <w:rPr>
-                <w:rFonts w:hint="default" w:ascii="Times New Roman" w:hAnsi="Times New Roman" w:eastAsia="宋体" w:cs="Times New Roman"/>
-                <w:sz w:val="24"/>
-                <w:szCs w:val="24"/>
-              </w:rPr>
-            </w:pPr>
-            <w:r>
-              <w:rPr>
-                <w:rFonts w:hint="default" w:ascii="Times New Roman" w:hAnsi="Times New Roman" w:eastAsia="宋体" w:cs="Times New Roman"/>
+                <w:rFonts w:hint="default" w:ascii="Tinos" w:hAnsi="Tinos" w:eastAsia="Noto Serif SC" w:cs="Tinos"/>
+                <w:sz w:val="24"/>
+                <w:szCs w:val="24"/>
+              </w:rPr>
+            </w:pPr>
+            <w:r>
+              <w:rPr>
+                <w:rFonts w:hint="default" w:ascii="Tinos" w:hAnsi="Tinos" w:eastAsia="Noto Serif SC" w:cs="Tinos"/>
                 <w:sz w:val="24"/>
                 <w:szCs w:val="24"/>
               </w:rPr>
@@ -286,14 +286,14 @@
               <w:spacing w:line="240" w:lineRule="atLeast"/>
               <w:jc w:val="center"/>
               <w:rPr>
-                <w:rFonts w:hint="default" w:ascii="Times New Roman" w:hAnsi="Times New Roman" w:eastAsia="宋体" w:cs="Times New Roman"/>
-                <w:sz w:val="24"/>
-                <w:szCs w:val="24"/>
-              </w:rPr>
-            </w:pPr>
-            <w:r>
-              <w:rPr>
-                <w:rFonts w:hint="default" w:ascii="Times New Roman" w:hAnsi="Times New Roman" w:eastAsia="宋体" w:cs="Times New Roman"/>
+                <w:rFonts w:hint="default" w:ascii="Tinos" w:hAnsi="Tinos" w:eastAsia="Noto Serif SC" w:cs="Tinos"/>
+                <w:sz w:val="24"/>
+                <w:szCs w:val="24"/>
+              </w:rPr>
+            </w:pPr>
+            <w:r>
+              <w:rPr>
+                <w:rFonts w:hint="default" w:ascii="Tinos" w:hAnsi="Tinos" w:eastAsia="Noto Serif SC" w:cs="Tinos"/>
                 <w:color w:val="000000"/>
                 <w:sz w:val="24"/>
                 <w:szCs w:val="24"/>
@@ -314,14 +314,14 @@
               <w:spacing w:line="240" w:lineRule="atLeast"/>
               <w:jc w:val="center"/>
               <w:rPr>
-                <w:rFonts w:hint="default" w:ascii="Times New Roman" w:hAnsi="Times New Roman" w:eastAsia="宋体" w:cs="Times New Roman"/>
-                <w:sz w:val="24"/>
-                <w:szCs w:val="24"/>
-              </w:rPr>
-            </w:pPr>
-            <w:r>
-              <w:rPr>
-                <w:rFonts w:hint="default" w:ascii="Times New Roman" w:hAnsi="Times New Roman" w:eastAsia="宋体" w:cs="Times New Roman"/>
+                <w:rFonts w:hint="default" w:ascii="Tinos" w:hAnsi="Tinos" w:eastAsia="Noto Serif SC" w:cs="Tinos"/>
+                <w:sz w:val="24"/>
+                <w:szCs w:val="24"/>
+              </w:rPr>
+            </w:pPr>
+            <w:r>
+              <w:rPr>
+                <w:rFonts w:hint="default" w:ascii="Tinos" w:hAnsi="Tinos" w:eastAsia="Noto Serif SC" w:cs="Tinos"/>
                 <w:sz w:val="24"/>
                 <w:szCs w:val="24"/>
               </w:rPr>
@@ -341,14 +341,14 @@
               <w:spacing w:line="240" w:lineRule="atLeast"/>
               <w:jc w:val="center"/>
               <w:rPr>
-                <w:rFonts w:hint="default" w:ascii="Times New Roman" w:hAnsi="Times New Roman" w:eastAsia="宋体" w:cs="Times New Roman"/>
-                <w:sz w:val="24"/>
-                <w:szCs w:val="24"/>
-              </w:rPr>
-            </w:pPr>
-            <w:r>
-              <w:rPr>
-                <w:rFonts w:hint="default" w:ascii="Times New Roman" w:hAnsi="Times New Roman" w:eastAsia="宋体" w:cs="Times New Roman"/>
+                <w:rFonts w:hint="default" w:ascii="Tinos" w:hAnsi="Tinos" w:eastAsia="Noto Serif SC" w:cs="Tinos"/>
+                <w:sz w:val="24"/>
+                <w:szCs w:val="24"/>
+              </w:rPr>
+            </w:pPr>
+            <w:r>
+              <w:rPr>
+                <w:rFonts w:hint="default" w:ascii="Tinos" w:hAnsi="Tinos" w:eastAsia="Noto Serif SC" w:cs="Tinos"/>
                 <w:color w:val="000000"/>
                 <w:sz w:val="24"/>
                 <w:szCs w:val="24"/>
@@ -369,14 +369,14 @@
               <w:spacing w:line="240" w:lineRule="atLeast"/>
               <w:jc w:val="center"/>
               <w:rPr>
-                <w:rFonts w:hint="default" w:ascii="Times New Roman" w:hAnsi="Times New Roman" w:eastAsia="宋体" w:cs="Times New Roman"/>
-                <w:sz w:val="24"/>
-                <w:szCs w:val="24"/>
-              </w:rPr>
-            </w:pPr>
-            <w:r>
-              <w:rPr>
-                <w:rFonts w:hint="default" w:ascii="Times New Roman" w:hAnsi="Times New Roman" w:eastAsia="宋体" w:cs="Times New Roman"/>
+                <w:rFonts w:hint="default" w:ascii="Tinos" w:hAnsi="Tinos" w:eastAsia="Noto Serif SC" w:cs="Tinos"/>
+                <w:sz w:val="24"/>
+                <w:szCs w:val="24"/>
+              </w:rPr>
+            </w:pPr>
+            <w:r>
+              <w:rPr>
+                <w:rFonts w:hint="default" w:ascii="Tinos" w:hAnsi="Tinos" w:eastAsia="Noto Serif SC" w:cs="Tinos"/>
                 <w:sz w:val="24"/>
                 <w:szCs w:val="24"/>
               </w:rPr>
@@ -417,15 +417,15 @@
               <w:spacing w:line="240" w:lineRule="atLeast"/>
               <w:jc w:val="center"/>
               <w:rPr>
-                <w:rFonts w:hint="default" w:ascii="Times New Roman" w:hAnsi="Times New Roman" w:eastAsia="宋体" w:cs="Times New Roman"/>
-                <w:color w:val="000000"/>
-                <w:sz w:val="24"/>
-                <w:szCs w:val="24"/>
-              </w:rPr>
-            </w:pPr>
-            <w:r>
-              <w:rPr>
-                <w:rFonts w:hint="default" w:ascii="Times New Roman" w:hAnsi="Times New Roman" w:eastAsia="宋体" w:cs="Times New Roman"/>
+                <w:rFonts w:hint="default" w:ascii="Tinos" w:hAnsi="Tinos" w:eastAsia="Noto Serif SC" w:cs="Tinos"/>
+                <w:color w:val="000000"/>
+                <w:sz w:val="24"/>
+                <w:szCs w:val="24"/>
+              </w:rPr>
+            </w:pPr>
+            <w:r>
+              <w:rPr>
+                <w:rFonts w:hint="default" w:ascii="Tinos" w:hAnsi="Tinos" w:eastAsia="Noto Serif SC" w:cs="Tinos"/>
                 <w:color w:val="000000"/>
                 <w:sz w:val="24"/>
                 <w:szCs w:val="24"/>
@@ -446,14 +446,14 @@
               <w:spacing w:line="240" w:lineRule="atLeast"/>
               <w:jc w:val="center"/>
               <w:rPr>
-                <w:rFonts w:hint="default" w:ascii="Times New Roman" w:hAnsi="Times New Roman" w:eastAsia="宋体" w:cs="Times New Roman"/>
-                <w:sz w:val="24"/>
-                <w:szCs w:val="24"/>
-              </w:rPr>
-            </w:pPr>
-            <w:r>
-              <w:rPr>
-                <w:rFonts w:hint="default" w:ascii="Times New Roman" w:hAnsi="Times New Roman" w:eastAsia="宋体" w:cs="Times New Roman"/>
+                <w:rFonts w:hint="default" w:ascii="Tinos" w:hAnsi="Tinos" w:eastAsia="Noto Serif SC" w:cs="Tinos"/>
+                <w:sz w:val="24"/>
+                <w:szCs w:val="24"/>
+              </w:rPr>
+            </w:pPr>
+            <w:r>
+              <w:rPr>
+                <w:rFonts w:hint="default" w:ascii="Tinos" w:hAnsi="Tinos" w:eastAsia="Noto Serif SC" w:cs="Tinos"/>
                 <w:sz w:val="24"/>
                 <w:szCs w:val="24"/>
               </w:rPr>
@@ -473,15 +473,15 @@
               <w:spacing w:line="240" w:lineRule="atLeast"/>
               <w:jc w:val="center"/>
               <w:rPr>
-                <w:rFonts w:hint="default" w:ascii="Times New Roman" w:hAnsi="Times New Roman" w:eastAsia="宋体" w:cs="Times New Roman"/>
-                <w:color w:val="000000"/>
-                <w:sz w:val="24"/>
-                <w:szCs w:val="24"/>
-              </w:rPr>
-            </w:pPr>
-            <w:r>
-              <w:rPr>
-                <w:rFonts w:hint="default" w:ascii="Times New Roman" w:hAnsi="Times New Roman" w:eastAsia="宋体" w:cs="Times New Roman"/>
+                <w:rFonts w:hint="default" w:ascii="Tinos" w:hAnsi="Tinos" w:eastAsia="Noto Serif SC" w:cs="Tinos"/>
+                <w:color w:val="000000"/>
+                <w:sz w:val="24"/>
+                <w:szCs w:val="24"/>
+              </w:rPr>
+            </w:pPr>
+            <w:r>
+              <w:rPr>
+                <w:rFonts w:hint="default" w:ascii="Tinos" w:hAnsi="Tinos" w:eastAsia="Noto Serif SC" w:cs="Tinos"/>
                 <w:color w:val="000000"/>
                 <w:sz w:val="24"/>
                 <w:szCs w:val="24"/>
@@ -496,15 +496,15 @@
               <w:spacing w:line="240" w:lineRule="atLeast"/>
               <w:jc w:val="center"/>
               <w:rPr>
-                <w:rFonts w:hint="default" w:ascii="Times New Roman" w:hAnsi="Times New Roman" w:eastAsia="宋体" w:cs="Times New Roman"/>
-                <w:color w:val="000000"/>
-                <w:sz w:val="24"/>
-                <w:szCs w:val="24"/>
-              </w:rPr>
-            </w:pPr>
-            <w:r>
-              <w:rPr>
-                <w:rFonts w:hint="default" w:ascii="Times New Roman" w:hAnsi="Times New Roman" w:eastAsia="宋体" w:cs="Times New Roman"/>
+                <w:rFonts w:hint="default" w:ascii="Tinos" w:hAnsi="Tinos" w:eastAsia="Noto Serif SC" w:cs="Tinos"/>
+                <w:color w:val="000000"/>
+                <w:sz w:val="24"/>
+                <w:szCs w:val="24"/>
+              </w:rPr>
+            </w:pPr>
+            <w:r>
+              <w:rPr>
+                <w:rFonts w:hint="default" w:ascii="Tinos" w:hAnsi="Tinos" w:eastAsia="Noto Serif SC" w:cs="Tinos"/>
                 <w:color w:val="000000"/>
                 <w:sz w:val="24"/>
                 <w:szCs w:val="24"/>
@@ -526,15 +526,15 @@
               <w:spacing w:line="240" w:lineRule="atLeast"/>
               <w:jc w:val="center"/>
               <w:rPr>
-                <w:rFonts w:hint="default" w:ascii="Times New Roman" w:hAnsi="Times New Roman" w:eastAsia="宋体" w:cs="Times New Roman"/>
-                <w:color w:val="000000"/>
-                <w:sz w:val="24"/>
-                <w:szCs w:val="24"/>
-              </w:rPr>
-            </w:pPr>
-            <w:r>
-              <w:rPr>
-                <w:rFonts w:hint="default" w:ascii="Times New Roman" w:hAnsi="Times New Roman" w:eastAsia="宋体" w:cs="Times New Roman"/>
+                <w:rFonts w:hint="default" w:ascii="Tinos" w:hAnsi="Tinos" w:eastAsia="Noto Serif SC" w:cs="Tinos"/>
+                <w:color w:val="000000"/>
+                <w:sz w:val="24"/>
+                <w:szCs w:val="24"/>
+              </w:rPr>
+            </w:pPr>
+            <w:r>
+              <w:rPr>
+                <w:rFonts w:hint="default" w:ascii="Tinos" w:hAnsi="Tinos" w:eastAsia="Noto Serif SC" w:cs="Tinos"/>
                 <w:color w:val="000000"/>
                 <w:sz w:val="24"/>
                 <w:szCs w:val="24"/>
@@ -576,15 +576,15 @@
               <w:spacing w:line="240" w:lineRule="atLeast"/>
               <w:jc w:val="center"/>
               <w:rPr>
-                <w:rFonts w:hint="default" w:ascii="Times New Roman" w:hAnsi="Times New Roman" w:eastAsia="宋体" w:cs="Times New Roman"/>
-                <w:color w:val="000000"/>
-                <w:sz w:val="24"/>
-                <w:szCs w:val="24"/>
-              </w:rPr>
-            </w:pPr>
-            <w:r>
-              <w:rPr>
-                <w:rFonts w:hint="default" w:ascii="Times New Roman" w:hAnsi="Times New Roman" w:eastAsia="宋体" w:cs="Times New Roman"/>
+                <w:rFonts w:hint="default" w:ascii="Tinos" w:hAnsi="Tinos" w:eastAsia="Noto Serif SC" w:cs="Tinos"/>
+                <w:color w:val="000000"/>
+                <w:sz w:val="24"/>
+                <w:szCs w:val="24"/>
+              </w:rPr>
+            </w:pPr>
+            <w:r>
+              <w:rPr>
+                <w:rFonts w:hint="default" w:ascii="Tinos" w:hAnsi="Tinos" w:eastAsia="Noto Serif SC" w:cs="Tinos"/>
                 <w:color w:val="000000"/>
                 <w:sz w:val="24"/>
                 <w:szCs w:val="24"/>
@@ -606,15 +606,15 @@
               <w:spacing w:line="240" w:lineRule="atLeast"/>
               <w:jc w:val="center"/>
               <w:rPr>
-                <w:rFonts w:hint="default" w:ascii="Times New Roman" w:hAnsi="Times New Roman" w:eastAsia="宋体" w:cs="Times New Roman"/>
-                <w:color w:val="000000"/>
-                <w:sz w:val="24"/>
-                <w:szCs w:val="24"/>
-              </w:rPr>
-            </w:pPr>
-            <w:r>
-              <w:rPr>
-                <w:rFonts w:hint="default" w:ascii="Times New Roman" w:hAnsi="Times New Roman" w:eastAsia="宋体" w:cs="Times New Roman"/>
+                <w:rFonts w:hint="default" w:ascii="Tinos" w:hAnsi="Tinos" w:eastAsia="Noto Serif SC" w:cs="Tinos"/>
+                <w:color w:val="000000"/>
+                <w:sz w:val="24"/>
+                <w:szCs w:val="24"/>
+              </w:rPr>
+            </w:pPr>
+            <w:r>
+              <w:rPr>
+                <w:rFonts w:hint="default" w:ascii="Tinos" w:hAnsi="Tinos" w:eastAsia="Noto Serif SC" w:cs="Tinos"/>
                 <w:sz w:val="24"/>
                 <w:szCs w:val="24"/>
               </w:rPr>
@@ -655,14 +655,14 @@
               <w:spacing w:line="240" w:lineRule="atLeast"/>
               <w:jc w:val="center"/>
               <w:rPr>
-                <w:rFonts w:hint="default" w:ascii="Times New Roman" w:hAnsi="Times New Roman" w:eastAsia="宋体" w:cs="Times New Roman"/>
-                <w:sz w:val="24"/>
-                <w:szCs w:val="24"/>
-              </w:rPr>
-            </w:pPr>
-            <w:r>
-              <w:rPr>
-                <w:rFonts w:hint="default" w:ascii="Times New Roman" w:hAnsi="Times New Roman" w:eastAsia="宋体" w:cs="Times New Roman"/>
+                <w:rFonts w:hint="default" w:ascii="Tinos" w:hAnsi="Tinos" w:eastAsia="Noto Serif SC" w:cs="Tinos"/>
+                <w:sz w:val="24"/>
+                <w:szCs w:val="24"/>
+              </w:rPr>
+            </w:pPr>
+            <w:r>
+              <w:rPr>
+                <w:rFonts w:hint="default" w:ascii="Tinos" w:hAnsi="Tinos" w:eastAsia="Noto Serif SC" w:cs="Tinos"/>
                 <w:color w:val="000000"/>
                 <w:sz w:val="24"/>
                 <w:szCs w:val="24"/>
@@ -683,14 +683,14 @@
               <w:spacing w:line="240" w:lineRule="atLeast"/>
               <w:jc w:val="center"/>
               <w:rPr>
-                <w:rFonts w:hint="default" w:ascii="Times New Roman" w:hAnsi="Times New Roman" w:eastAsia="宋体" w:cs="Times New Roman"/>
-                <w:sz w:val="24"/>
-                <w:szCs w:val="24"/>
-              </w:rPr>
-            </w:pPr>
-            <w:r>
-              <w:rPr>
-                <w:rFonts w:hint="default" w:ascii="Times New Roman" w:hAnsi="Times New Roman" w:eastAsia="宋体" w:cs="Times New Roman"/>
+                <w:rFonts w:hint="default" w:ascii="Tinos" w:hAnsi="Tinos" w:eastAsia="Noto Serif SC" w:cs="Tinos"/>
+                <w:sz w:val="24"/>
+                <w:szCs w:val="24"/>
+              </w:rPr>
+            </w:pPr>
+            <w:r>
+              <w:rPr>
+                <w:rFonts w:hint="default" w:ascii="Tinos" w:hAnsi="Tinos" w:eastAsia="Noto Serif SC" w:cs="Tinos"/>
                 <w:sz w:val="24"/>
                 <w:szCs w:val="24"/>
               </w:rPr>
@@ -710,14 +710,14 @@
               <w:spacing w:line="240" w:lineRule="atLeast"/>
               <w:jc w:val="center"/>
               <w:rPr>
-                <w:rFonts w:hint="default" w:ascii="Times New Roman" w:hAnsi="Times New Roman" w:eastAsia="宋体" w:cs="Times New Roman"/>
-                <w:sz w:val="24"/>
-                <w:szCs w:val="24"/>
-              </w:rPr>
-            </w:pPr>
-            <w:r>
-              <w:rPr>
-                <w:rFonts w:hint="default" w:ascii="Times New Roman" w:hAnsi="Times New Roman" w:eastAsia="宋体" w:cs="Times New Roman"/>
+                <w:rFonts w:hint="default" w:ascii="Tinos" w:hAnsi="Tinos" w:eastAsia="Noto Serif SC" w:cs="Tinos"/>
+                <w:sz w:val="24"/>
+                <w:szCs w:val="24"/>
+              </w:rPr>
+            </w:pPr>
+            <w:r>
+              <w:rPr>
+                <w:rFonts w:hint="default" w:ascii="Tinos" w:hAnsi="Tinos" w:eastAsia="Noto Serif SC" w:cs="Tinos"/>
                 <w:sz w:val="24"/>
                 <w:szCs w:val="24"/>
               </w:rPr>
@@ -737,14 +737,14 @@
               <w:spacing w:line="240" w:lineRule="atLeast"/>
               <w:jc w:val="center"/>
               <w:rPr>
-                <w:rFonts w:hint="default" w:ascii="Times New Roman" w:hAnsi="Times New Roman" w:eastAsia="宋体" w:cs="Times New Roman"/>
-                <w:sz w:val="24"/>
-                <w:szCs w:val="24"/>
-              </w:rPr>
-            </w:pPr>
-            <w:r>
-              <w:rPr>
-                <w:rFonts w:hint="default" w:ascii="Times New Roman" w:hAnsi="Times New Roman" w:eastAsia="宋体" w:cs="Times New Roman"/>
+                <w:rFonts w:hint="default" w:ascii="Tinos" w:hAnsi="Tinos" w:eastAsia="Noto Serif SC" w:cs="Tinos"/>
+                <w:sz w:val="24"/>
+                <w:szCs w:val="24"/>
+              </w:rPr>
+            </w:pPr>
+            <w:r>
+              <w:rPr>
+                <w:rFonts w:hint="default" w:ascii="Tinos" w:hAnsi="Tinos" w:eastAsia="Noto Serif SC" w:cs="Tinos"/>
                 <w:sz w:val="24"/>
                 <w:szCs w:val="24"/>
               </w:rPr>
@@ -764,14 +764,14 @@
               <w:spacing w:line="240" w:lineRule="atLeast"/>
               <w:jc w:val="center"/>
               <w:rPr>
-                <w:rFonts w:hint="default" w:ascii="Times New Roman" w:hAnsi="Times New Roman" w:eastAsia="宋体" w:cs="Times New Roman"/>
-                <w:sz w:val="24"/>
-                <w:szCs w:val="24"/>
-              </w:rPr>
-            </w:pPr>
-            <w:r>
-              <w:rPr>
-                <w:rFonts w:hint="default" w:ascii="Times New Roman" w:hAnsi="Times New Roman" w:eastAsia="宋体" w:cs="Times New Roman"/>
+                <w:rFonts w:hint="default" w:ascii="Tinos" w:hAnsi="Tinos" w:eastAsia="Noto Serif SC" w:cs="Tinos"/>
+                <w:sz w:val="24"/>
+                <w:szCs w:val="24"/>
+              </w:rPr>
+            </w:pPr>
+            <w:r>
+              <w:rPr>
+                <w:rFonts w:hint="default" w:ascii="Tinos" w:hAnsi="Tinos" w:eastAsia="Noto Serif SC" w:cs="Tinos"/>
                 <w:color w:val="000000"/>
                 <w:sz w:val="24"/>
                 <w:szCs w:val="24"/>
@@ -792,14 +792,14 @@
               <w:spacing w:line="240" w:lineRule="atLeast"/>
               <w:jc w:val="center"/>
               <w:rPr>
-                <w:rFonts w:hint="default" w:ascii="Times New Roman" w:hAnsi="Times New Roman" w:eastAsia="宋体" w:cs="Times New Roman"/>
-                <w:sz w:val="24"/>
-                <w:szCs w:val="24"/>
-              </w:rPr>
-            </w:pPr>
-            <w:r>
-              <w:rPr>
-                <w:rFonts w:hint="default" w:ascii="Times New Roman" w:hAnsi="Times New Roman" w:eastAsia="宋体" w:cs="Times New Roman"/>
+                <w:rFonts w:hint="default" w:ascii="Tinos" w:hAnsi="Tinos" w:eastAsia="Noto Serif SC" w:cs="Tinos"/>
+                <w:sz w:val="24"/>
+                <w:szCs w:val="24"/>
+              </w:rPr>
+            </w:pPr>
+            <w:r>
+              <w:rPr>
+                <w:rFonts w:hint="default" w:ascii="Tinos" w:hAnsi="Tinos" w:eastAsia="Noto Serif SC" w:cs="Tinos"/>
                 <w:sz w:val="24"/>
                 <w:szCs w:val="24"/>
               </w:rPr>
@@ -840,15 +840,15 @@
               <w:spacing w:line="240" w:lineRule="atLeast"/>
               <w:jc w:val="center"/>
               <w:rPr>
-                <w:rFonts w:hint="default" w:ascii="Times New Roman" w:hAnsi="Times New Roman" w:eastAsia="宋体" w:cs="Times New Roman"/>
-                <w:color w:val="000000"/>
-                <w:sz w:val="24"/>
-                <w:szCs w:val="24"/>
-              </w:rPr>
-            </w:pPr>
-            <w:r>
-              <w:rPr>
-                <w:rFonts w:hint="default" w:ascii="Times New Roman" w:hAnsi="Times New Roman" w:eastAsia="宋体" w:cs="Times New Roman"/>
+                <w:rFonts w:hint="default" w:ascii="Tinos" w:hAnsi="Tinos" w:eastAsia="Noto Serif SC" w:cs="Tinos"/>
+                <w:color w:val="000000"/>
+                <w:sz w:val="24"/>
+                <w:szCs w:val="24"/>
+              </w:rPr>
+            </w:pPr>
+            <w:r>
+              <w:rPr>
+                <w:rFonts w:hint="default" w:ascii="Tinos" w:hAnsi="Tinos" w:eastAsia="Noto Serif SC" w:cs="Tinos"/>
                 <w:color w:val="000000"/>
                 <w:sz w:val="24"/>
                 <w:szCs w:val="24"/>
@@ -869,14 +869,14 @@
               <w:spacing w:line="240" w:lineRule="atLeast"/>
               <w:jc w:val="center"/>
               <w:rPr>
-                <w:rFonts w:hint="default" w:ascii="Times New Roman" w:hAnsi="Times New Roman" w:eastAsia="宋体" w:cs="Times New Roman"/>
-                <w:sz w:val="24"/>
-                <w:szCs w:val="24"/>
-              </w:rPr>
-            </w:pPr>
-            <w:r>
-              <w:rPr>
-                <w:rFonts w:hint="default" w:ascii="Times New Roman" w:hAnsi="Times New Roman" w:eastAsia="宋体" w:cs="Times New Roman"/>
+                <w:rFonts w:hint="default" w:ascii="Tinos" w:hAnsi="Tinos" w:eastAsia="Noto Serif SC" w:cs="Tinos"/>
+                <w:sz w:val="24"/>
+                <w:szCs w:val="24"/>
+              </w:rPr>
+            </w:pPr>
+            <w:r>
+              <w:rPr>
+                <w:rFonts w:hint="default" w:ascii="Tinos" w:hAnsi="Tinos" w:eastAsia="Noto Serif SC" w:cs="Tinos"/>
                 <w:sz w:val="24"/>
                 <w:szCs w:val="24"/>
               </w:rPr>
@@ -896,14 +896,14 @@
               <w:spacing w:line="240" w:lineRule="atLeast"/>
               <w:jc w:val="center"/>
               <w:rPr>
-                <w:rFonts w:hint="default" w:ascii="Times New Roman" w:hAnsi="Times New Roman" w:eastAsia="宋体" w:cs="Times New Roman"/>
-                <w:sz w:val="24"/>
-                <w:szCs w:val="24"/>
-              </w:rPr>
-            </w:pPr>
-            <w:r>
-              <w:rPr>
-                <w:rFonts w:hint="default" w:ascii="Times New Roman" w:hAnsi="Times New Roman" w:eastAsia="宋体" w:cs="Times New Roman"/>
+                <w:rFonts w:hint="default" w:ascii="Tinos" w:hAnsi="Tinos" w:eastAsia="Noto Serif SC" w:cs="Tinos"/>
+                <w:sz w:val="24"/>
+                <w:szCs w:val="24"/>
+              </w:rPr>
+            </w:pPr>
+            <w:r>
+              <w:rPr>
+                <w:rFonts w:hint="default" w:ascii="Tinos" w:hAnsi="Tinos" w:eastAsia="Noto Serif SC" w:cs="Tinos"/>
                 <w:sz w:val="24"/>
                 <w:szCs w:val="24"/>
               </w:rPr>
@@ -924,14 +924,14 @@
               <w:spacing w:line="240" w:lineRule="atLeast"/>
               <w:jc w:val="center"/>
               <w:rPr>
-                <w:rFonts w:hint="default" w:ascii="Times New Roman" w:hAnsi="Times New Roman" w:eastAsia="宋体" w:cs="Times New Roman"/>
-                <w:sz w:val="24"/>
-                <w:szCs w:val="24"/>
-              </w:rPr>
-            </w:pPr>
-            <w:r>
-              <w:rPr>
-                <w:rFonts w:hint="default" w:ascii="Times New Roman" w:hAnsi="Times New Roman" w:eastAsia="宋体" w:cs="Times New Roman"/>
+                <w:rFonts w:hint="default" w:ascii="Tinos" w:hAnsi="Tinos" w:eastAsia="Noto Serif SC" w:cs="Tinos"/>
+                <w:sz w:val="24"/>
+                <w:szCs w:val="24"/>
+              </w:rPr>
+            </w:pPr>
+            <w:r>
+              <w:rPr>
+                <w:rFonts w:hint="default" w:ascii="Tinos" w:hAnsi="Tinos" w:eastAsia="Noto Serif SC" w:cs="Tinos"/>
                 <w:sz w:val="24"/>
                 <w:szCs w:val="24"/>
                 <w:highlight w:val="green"/>
@@ -971,7 +971,7 @@
               <w:spacing w:line="240" w:lineRule="atLeast"/>
               <w:jc w:val="center"/>
               <w:rPr>
-                <w:rFonts w:hint="default" w:ascii="Times New Roman" w:hAnsi="Times New Roman" w:eastAsia="宋体" w:cs="Times New Roman"/>
+                <w:rFonts w:hint="default" w:ascii="Tinos" w:hAnsi="Tinos" w:eastAsia="Noto Serif SC" w:cs="Tinos"/>
                 <w:sz w:val="24"/>
                 <w:szCs w:val="24"/>
               </w:rPr>
@@ -989,14 +989,14 @@
               <w:spacing w:line="240" w:lineRule="atLeast"/>
               <w:jc w:val="center"/>
               <w:rPr>
-                <w:rFonts w:hint="default" w:ascii="Times New Roman" w:hAnsi="Times New Roman" w:eastAsia="宋体" w:cs="Times New Roman"/>
-                <w:sz w:val="24"/>
-                <w:szCs w:val="24"/>
-              </w:rPr>
-            </w:pPr>
-            <w:r>
-              <w:rPr>
-                <w:rFonts w:hint="default" w:ascii="Times New Roman" w:hAnsi="Times New Roman" w:eastAsia="宋体" w:cs="Times New Roman"/>
+                <w:rFonts w:hint="default" w:ascii="Tinos" w:hAnsi="Tinos" w:eastAsia="Noto Serif SC" w:cs="Tinos"/>
+                <w:sz w:val="24"/>
+                <w:szCs w:val="24"/>
+              </w:rPr>
+            </w:pPr>
+            <w:r>
+              <w:rPr>
+                <w:rFonts w:hint="default" w:ascii="Tinos" w:hAnsi="Tinos" w:eastAsia="Noto Serif SC" w:cs="Tinos"/>
                 <w:color w:val="000000"/>
                 <w:sz w:val="24"/>
                 <w:szCs w:val="24"/>
@@ -1016,14 +1016,14 @@
               <w:spacing w:line="240" w:lineRule="atLeast"/>
               <w:jc w:val="center"/>
               <w:rPr>
-                <w:rFonts w:hint="default" w:ascii="Times New Roman" w:hAnsi="Times New Roman" w:eastAsia="宋体" w:cs="Times New Roman"/>
-                <w:sz w:val="24"/>
-                <w:szCs w:val="24"/>
-              </w:rPr>
-            </w:pPr>
-            <w:r>
-              <w:rPr>
-                <w:rFonts w:hint="default" w:ascii="Times New Roman" w:hAnsi="Times New Roman" w:eastAsia="宋体" w:cs="Times New Roman"/>
+                <w:rFonts w:hint="default" w:ascii="Tinos" w:hAnsi="Tinos" w:eastAsia="Noto Serif SC" w:cs="Tinos"/>
+                <w:sz w:val="24"/>
+                <w:szCs w:val="24"/>
+              </w:rPr>
+            </w:pPr>
+            <w:r>
+              <w:rPr>
+                <w:rFonts w:hint="default" w:ascii="Tinos" w:hAnsi="Tinos" w:eastAsia="Noto Serif SC" w:cs="Tinos"/>
                 <w:color w:val="000000"/>
                 <w:sz w:val="24"/>
                 <w:szCs w:val="24"/>
@@ -1064,7 +1064,7 @@
               <w:autoSpaceDN w:val="0"/>
               <w:jc w:val="center"/>
               <w:rPr>
-                <w:rFonts w:hint="default" w:ascii="Times New Roman" w:hAnsi="Times New Roman" w:eastAsia="宋体" w:cs="Times New Roman"/>
+                <w:rFonts w:hint="default" w:ascii="Tinos" w:hAnsi="Tinos" w:eastAsia="Noto Serif SC" w:cs="Tinos"/>
                 <w:sz w:val="24"/>
                 <w:szCs w:val="24"/>
                 <w:lang w:val="en-US" w:eastAsia="zh-CN"/>
@@ -1072,7 +1072,7 @@
             </w:pPr>
             <w:r>
               <w:rPr>
-                <w:rFonts w:hint="default" w:ascii="Times New Roman" w:hAnsi="Times New Roman" w:eastAsia="宋体" w:cs="Times New Roman"/>
+                <w:rFonts w:hint="default" w:ascii="Tinos" w:hAnsi="Tinos" w:eastAsia="Noto Serif SC" w:cs="Tinos"/>
                 <w:sz w:val="24"/>
                 <w:szCs w:val="24"/>
                 <w:lang w:val="en-US" w:eastAsia="zh-CN"/>
@@ -1086,7 +1086,7 @@
               <w:autoSpaceDN w:val="0"/>
               <w:jc w:val="center"/>
               <w:rPr>
-                <w:rFonts w:hint="default" w:ascii="Times New Roman" w:hAnsi="Times New Roman" w:eastAsia="宋体" w:cs="Times New Roman"/>
+                <w:rFonts w:hint="default" w:ascii="Tinos" w:hAnsi="Tinos" w:eastAsia="Noto Serif SC" w:cs="Tinos"/>
                 <w:sz w:val="24"/>
                 <w:szCs w:val="24"/>
                 <w:lang w:val="en-US" w:eastAsia="zh-CN"/>
@@ -1094,7 +1094,7 @@
             </w:pPr>
             <w:r>
               <w:rPr>
-                <w:rFonts w:hint="default" w:ascii="Times New Roman" w:hAnsi="Times New Roman" w:eastAsia="宋体" w:cs="Times New Roman"/>
+                <w:rFonts w:hint="default" w:ascii="Tinos" w:hAnsi="Tinos" w:eastAsia="Noto Serif SC" w:cs="Tinos"/>
                 <w:sz w:val="24"/>
                 <w:szCs w:val="24"/>
                 <w:lang w:val="en-US" w:eastAsia="zh-CN"/>
@@ -1108,7 +1108,7 @@
               <w:autoSpaceDN w:val="0"/>
               <w:jc w:val="center"/>
               <w:rPr>
-                <w:rFonts w:hint="default" w:ascii="Times New Roman" w:hAnsi="Times New Roman" w:eastAsia="宋体" w:cs="Times New Roman"/>
+                <w:rFonts w:hint="default" w:ascii="Tinos" w:hAnsi="Tinos" w:eastAsia="Noto Serif SC" w:cs="Tinos"/>
                 <w:sz w:val="24"/>
                 <w:szCs w:val="24"/>
                 <w:lang w:val="en-US" w:eastAsia="zh-CN"/>
@@ -1116,7 +1116,7 @@
             </w:pPr>
             <w:r>
               <w:rPr>
-                <w:rFonts w:hint="default" w:ascii="Times New Roman" w:hAnsi="Times New Roman" w:eastAsia="宋体" w:cs="Times New Roman"/>
+                <w:rFonts w:hint="default" w:ascii="Tinos" w:hAnsi="Tinos" w:eastAsia="Noto Serif SC" w:cs="Tinos"/>
                 <w:sz w:val="24"/>
                 <w:szCs w:val="24"/>
                 <w:lang w:val="en-US" w:eastAsia="zh-CN"/>
@@ -1130,7 +1130,7 @@
               <w:autoSpaceDN w:val="0"/>
               <w:jc w:val="center"/>
               <w:rPr>
-                <w:rFonts w:hint="default" w:ascii="Times New Roman" w:hAnsi="Times New Roman" w:eastAsia="宋体" w:cs="Times New Roman"/>
+                <w:rFonts w:hint="default" w:ascii="Tinos" w:hAnsi="Tinos" w:eastAsia="Noto Serif SC" w:cs="Tinos"/>
                 <w:sz w:val="24"/>
                 <w:szCs w:val="24"/>
                 <w:lang w:val="en-US" w:eastAsia="zh-CN"/>
@@ -1138,7 +1138,7 @@
             </w:pPr>
             <w:r>
               <w:rPr>
-                <w:rFonts w:hint="default" w:ascii="Times New Roman" w:hAnsi="Times New Roman" w:eastAsia="宋体" w:cs="Times New Roman"/>
+                <w:rFonts w:hint="default" w:ascii="Tinos" w:hAnsi="Tinos" w:eastAsia="Noto Serif SC" w:cs="Tinos"/>
                 <w:sz w:val="24"/>
                 <w:szCs w:val="24"/>
                 <w:lang w:val="en-US" w:eastAsia="zh-CN"/>
@@ -1152,14 +1152,14 @@
               <w:autoSpaceDN w:val="0"/>
               <w:jc w:val="center"/>
               <w:rPr>
-                <w:rFonts w:hint="default" w:ascii="Times New Roman" w:hAnsi="Times New Roman" w:eastAsia="宋体" w:cs="Times New Roman"/>
-                <w:sz w:val="24"/>
-                <w:szCs w:val="24"/>
-              </w:rPr>
-            </w:pPr>
-            <w:r>
-              <w:rPr>
-                <w:rFonts w:hint="default" w:ascii="Times New Roman" w:hAnsi="Times New Roman" w:eastAsia="宋体" w:cs="Times New Roman"/>
+                <w:rFonts w:hint="default" w:ascii="Tinos" w:hAnsi="Tinos" w:eastAsia="Noto Serif SC" w:cs="Tinos"/>
+                <w:sz w:val="24"/>
+                <w:szCs w:val="24"/>
+              </w:rPr>
+            </w:pPr>
+            <w:r>
+              <w:rPr>
+                <w:rFonts w:hint="default" w:ascii="Tinos" w:hAnsi="Tinos" w:eastAsia="Noto Serif SC" w:cs="Tinos"/>
                 <w:color w:val="000000"/>
                 <w:sz w:val="24"/>
                 <w:szCs w:val="24"/>
@@ -1173,7 +1173,7 @@
               <w:autoSpaceDN w:val="0"/>
               <w:jc w:val="center"/>
               <w:rPr>
-                <w:rFonts w:hint="default" w:ascii="Times New Roman" w:hAnsi="Times New Roman" w:eastAsia="宋体" w:cs="Times New Roman"/>
+                <w:rFonts w:hint="default" w:ascii="Tinos" w:hAnsi="Tinos" w:eastAsia="Noto Serif SC" w:cs="Tinos"/>
                 <w:color w:val="000000"/>
                 <w:sz w:val="24"/>
                 <w:szCs w:val="24"/>
@@ -1182,7 +1182,7 @@
             </w:pPr>
             <w:r>
               <w:rPr>
-                <w:rFonts w:hint="default" w:ascii="Times New Roman" w:hAnsi="Times New Roman" w:eastAsia="宋体" w:cs="Times New Roman"/>
+                <w:rFonts w:hint="default" w:ascii="Tinos" w:hAnsi="Tinos" w:eastAsia="Noto Serif SC" w:cs="Tinos"/>
                 <w:color w:val="000000"/>
                 <w:sz w:val="24"/>
                 <w:szCs w:val="24"/>
@@ -1202,7 +1202,7 @@
               <w:spacing w:line="240" w:lineRule="atLeast"/>
               <w:jc w:val="center"/>
               <w:rPr>
-                <w:rFonts w:hint="default" w:ascii="Times New Roman" w:hAnsi="Times New Roman" w:eastAsia="宋体" w:cs="Times New Roman"/>
+                <w:rFonts w:hint="default" w:ascii="Tinos" w:hAnsi="Tinos" w:eastAsia="Noto Serif SC" w:cs="Tinos"/>
                 <w:sz w:val="24"/>
                 <w:szCs w:val="24"/>
                 <w:lang w:val="en-US" w:eastAsia="zh-CN"/>
@@ -1210,7 +1210,7 @@
             </w:pPr>
             <w:r>
               <w:rPr>
-                <w:rFonts w:hint="eastAsia" w:ascii="Times New Roman" w:hAnsi="Times New Roman" w:eastAsia="宋体" w:cs="Times New Roman"/>
+                <w:rFonts w:hint="eastAsia" w:ascii="Tinos" w:hAnsi="Tinos" w:eastAsia="Noto Serif SC" w:cs="Tinos"/>
                 <w:sz w:val="24"/>
                 <w:szCs w:val="24"/>
                 <w:highlight w:val="green"/>
@@ -1220,7 +1220,7 @@
             </w:r>
             <w:r>
               <w:rPr>
-                <w:rFonts w:hint="eastAsia" w:ascii="Times New Roman" w:hAnsi="Times New Roman" w:eastAsia="宋体" w:cs="Times New Roman"/>
+                <w:rFonts w:hint="eastAsia" w:ascii="Tinos" w:hAnsi="Tinos" w:eastAsia="Noto Serif SC" w:cs="Tinos"/>
                 <w:sz w:val="24"/>
                 <w:szCs w:val="24"/>
                 <w:highlight w:val="green"/>
@@ -1230,7 +1230,7 @@
             </w:r>
             <w:r>
               <w:rPr>
-                <w:rFonts w:hint="eastAsia" w:ascii="Times New Roman" w:hAnsi="Times New Roman" w:eastAsia="宋体" w:cs="Times New Roman"/>
+                <w:rFonts w:hint="eastAsia" w:ascii="Tinos" w:hAnsi="Tinos" w:eastAsia="Noto Serif SC" w:cs="Tinos"/>
                 <w:sz w:val="24"/>
                 <w:szCs w:val="24"/>
                 <w:highlight w:val="green"/>
@@ -1251,15 +1251,15 @@
               <w:spacing w:line="240" w:lineRule="atLeast"/>
               <w:jc w:val="center"/>
               <w:rPr>
-                <w:rFonts w:hint="default" w:ascii="Times New Roman" w:hAnsi="Times New Roman" w:eastAsia="宋体" w:cs="Times New Roman"/>
-                <w:color w:val="000000"/>
-                <w:sz w:val="24"/>
-                <w:szCs w:val="24"/>
-              </w:rPr>
-            </w:pPr>
-            <w:r>
-              <w:rPr>
-                <w:rFonts w:hint="default" w:ascii="Times New Roman" w:hAnsi="Times New Roman" w:eastAsia="宋体" w:cs="Times New Roman"/>
+                <w:rFonts w:hint="default" w:ascii="Tinos" w:hAnsi="Tinos" w:eastAsia="Noto Serif SC" w:cs="Tinos"/>
+                <w:color w:val="000000"/>
+                <w:sz w:val="24"/>
+                <w:szCs w:val="24"/>
+              </w:rPr>
+            </w:pPr>
+            <w:r>
+              <w:rPr>
+                <w:rFonts w:hint="default" w:ascii="Tinos" w:hAnsi="Tinos" w:eastAsia="Noto Serif SC" w:cs="Tinos"/>
                 <w:color w:val="000000"/>
                 <w:sz w:val="24"/>
                 <w:szCs w:val="24"/>
@@ -1300,14 +1300,14 @@
               <w:autoSpaceDN w:val="0"/>
               <w:jc w:val="center"/>
               <w:rPr>
-                <w:rFonts w:hint="default" w:ascii="Times New Roman" w:hAnsi="Times New Roman" w:eastAsia="宋体" w:cs="Times New Roman"/>
-                <w:sz w:val="24"/>
-                <w:szCs w:val="24"/>
-              </w:rPr>
-            </w:pPr>
-            <w:r>
-              <w:rPr>
-                <w:rFonts w:hint="default" w:ascii="Times New Roman" w:hAnsi="Times New Roman" w:eastAsia="宋体" w:cs="Times New Roman"/>
+                <w:rFonts w:hint="default" w:ascii="Tinos" w:hAnsi="Tinos" w:eastAsia="Noto Serif SC" w:cs="Tinos"/>
+                <w:sz w:val="24"/>
+                <w:szCs w:val="24"/>
+              </w:rPr>
+            </w:pPr>
+            <w:r>
+              <w:rPr>
+                <w:rFonts w:hint="default" w:ascii="Tinos" w:hAnsi="Tinos" w:eastAsia="Noto Serif SC" w:cs="Tinos"/>
                 <w:color w:val="000000"/>
                 <w:sz w:val="24"/>
                 <w:szCs w:val="24"/>
@@ -1321,14 +1321,14 @@
               <w:autoSpaceDN w:val="0"/>
               <w:jc w:val="center"/>
               <w:rPr>
-                <w:rFonts w:hint="default" w:ascii="Times New Roman" w:hAnsi="Times New Roman" w:eastAsia="宋体" w:cs="Times New Roman"/>
-                <w:sz w:val="24"/>
-                <w:szCs w:val="24"/>
-              </w:rPr>
-            </w:pPr>
-            <w:r>
-              <w:rPr>
-                <w:rFonts w:hint="default" w:ascii="Times New Roman" w:hAnsi="Times New Roman" w:eastAsia="宋体" w:cs="Times New Roman"/>
+                <w:rFonts w:hint="default" w:ascii="Tinos" w:hAnsi="Tinos" w:eastAsia="Noto Serif SC" w:cs="Tinos"/>
+                <w:sz w:val="24"/>
+                <w:szCs w:val="24"/>
+              </w:rPr>
+            </w:pPr>
+            <w:r>
+              <w:rPr>
+                <w:rFonts w:hint="default" w:ascii="Tinos" w:hAnsi="Tinos" w:eastAsia="Noto Serif SC" w:cs="Tinos"/>
                 <w:color w:val="000000"/>
                 <w:sz w:val="24"/>
                 <w:szCs w:val="24"/>
@@ -1342,14 +1342,14 @@
               <w:autoSpaceDN w:val="0"/>
               <w:jc w:val="center"/>
               <w:rPr>
-                <w:rFonts w:hint="default" w:ascii="Times New Roman" w:hAnsi="Times New Roman" w:eastAsia="宋体" w:cs="Times New Roman"/>
-                <w:sz w:val="24"/>
-                <w:szCs w:val="24"/>
-              </w:rPr>
-            </w:pPr>
-            <w:r>
-              <w:rPr>
-                <w:rFonts w:hint="default" w:ascii="Times New Roman" w:hAnsi="Times New Roman" w:eastAsia="宋体" w:cs="Times New Roman"/>
+                <w:rFonts w:hint="default" w:ascii="Tinos" w:hAnsi="Tinos" w:eastAsia="Noto Serif SC" w:cs="Tinos"/>
+                <w:sz w:val="24"/>
+                <w:szCs w:val="24"/>
+              </w:rPr>
+            </w:pPr>
+            <w:r>
+              <w:rPr>
+                <w:rFonts w:hint="default" w:ascii="Tinos" w:hAnsi="Tinos" w:eastAsia="Noto Serif SC" w:cs="Tinos"/>
                 <w:color w:val="000000"/>
                 <w:sz w:val="24"/>
                 <w:szCs w:val="24"/>
@@ -1363,14 +1363,14 @@
               <w:autoSpaceDN w:val="0"/>
               <w:jc w:val="center"/>
               <w:rPr>
-                <w:rFonts w:hint="default" w:ascii="Times New Roman" w:hAnsi="Times New Roman" w:eastAsia="宋体" w:cs="Times New Roman"/>
-                <w:sz w:val="24"/>
-                <w:szCs w:val="24"/>
-              </w:rPr>
-            </w:pPr>
-            <w:r>
-              <w:rPr>
-                <w:rFonts w:hint="default" w:ascii="Times New Roman" w:hAnsi="Times New Roman" w:eastAsia="宋体" w:cs="Times New Roman"/>
+                <w:rFonts w:hint="default" w:ascii="Tinos" w:hAnsi="Tinos" w:eastAsia="Noto Serif SC" w:cs="Tinos"/>
+                <w:sz w:val="24"/>
+                <w:szCs w:val="24"/>
+              </w:rPr>
+            </w:pPr>
+            <w:r>
+              <w:rPr>
+                <w:rFonts w:hint="default" w:ascii="Tinos" w:hAnsi="Tinos" w:eastAsia="Noto Serif SC" w:cs="Tinos"/>
                 <w:color w:val="000000"/>
                 <w:sz w:val="24"/>
                 <w:szCs w:val="24"/>
@@ -1384,14 +1384,14 @@
               <w:autoSpaceDN w:val="0"/>
               <w:jc w:val="center"/>
               <w:rPr>
-                <w:rFonts w:hint="default" w:ascii="Times New Roman" w:hAnsi="Times New Roman" w:eastAsia="宋体" w:cs="Times New Roman"/>
-                <w:sz w:val="24"/>
-                <w:szCs w:val="24"/>
-              </w:rPr>
-            </w:pPr>
-            <w:r>
-              <w:rPr>
-                <w:rFonts w:hint="default" w:ascii="Times New Roman" w:hAnsi="Times New Roman" w:eastAsia="宋体" w:cs="Times New Roman"/>
+                <w:rFonts w:hint="default" w:ascii="Tinos" w:hAnsi="Tinos" w:eastAsia="Noto Serif SC" w:cs="Tinos"/>
+                <w:sz w:val="24"/>
+                <w:szCs w:val="24"/>
+              </w:rPr>
+            </w:pPr>
+            <w:r>
+              <w:rPr>
+                <w:rFonts w:hint="default" w:ascii="Tinos" w:hAnsi="Tinos" w:eastAsia="Noto Serif SC" w:cs="Tinos"/>
                 <w:color w:val="000000"/>
                 <w:sz w:val="24"/>
                 <w:szCs w:val="24"/>
@@ -1405,14 +1405,14 @@
               <w:autoSpaceDN w:val="0"/>
               <w:jc w:val="center"/>
               <w:rPr>
-                <w:rFonts w:hint="default" w:ascii="Times New Roman" w:hAnsi="Times New Roman" w:eastAsia="宋体" w:cs="Times New Roman"/>
-                <w:sz w:val="24"/>
-                <w:szCs w:val="24"/>
-              </w:rPr>
-            </w:pPr>
-            <w:r>
-              <w:rPr>
-                <w:rFonts w:hint="default" w:ascii="Times New Roman" w:hAnsi="Times New Roman" w:eastAsia="宋体" w:cs="Times New Roman"/>
+                <w:rFonts w:hint="default" w:ascii="Tinos" w:hAnsi="Tinos" w:eastAsia="Noto Serif SC" w:cs="Tinos"/>
+                <w:sz w:val="24"/>
+                <w:szCs w:val="24"/>
+              </w:rPr>
+            </w:pPr>
+            <w:r>
+              <w:rPr>
+                <w:rFonts w:hint="default" w:ascii="Tinos" w:hAnsi="Tinos" w:eastAsia="Noto Serif SC" w:cs="Tinos"/>
                 <w:color w:val="000000"/>
                 <w:sz w:val="24"/>
                 <w:szCs w:val="24"/>
@@ -1432,14 +1432,14 @@
               <w:spacing w:line="240" w:lineRule="atLeast"/>
               <w:jc w:val="center"/>
               <w:rPr>
-                <w:rFonts w:hint="default" w:ascii="Times New Roman" w:hAnsi="Times New Roman" w:eastAsia="宋体" w:cs="Times New Roman"/>
-                <w:sz w:val="24"/>
-                <w:szCs w:val="24"/>
-              </w:rPr>
-            </w:pPr>
-            <w:r>
-              <w:rPr>
-                <w:rFonts w:hint="eastAsia" w:ascii="Times New Roman" w:hAnsi="Times New Roman" w:eastAsia="宋体" w:cs="Times New Roman"/>
+                <w:rFonts w:hint="default" w:ascii="Tinos" w:hAnsi="Tinos" w:eastAsia="Noto Serif SC" w:cs="Tinos"/>
+                <w:sz w:val="24"/>
+                <w:szCs w:val="24"/>
+              </w:rPr>
+            </w:pPr>
+            <w:r>
+              <w:rPr>
+                <w:rFonts w:hint="eastAsia" w:ascii="Tinos" w:hAnsi="Tinos" w:eastAsia="Noto Serif SC" w:cs="Tinos"/>
                 <w:sz w:val="24"/>
                 <w:szCs w:val="24"/>
                 <w:highlight w:val="green"/>
@@ -1449,7 +1449,7 @@
             </w:r>
             <w:r>
               <w:rPr>
-                <w:rFonts w:hint="eastAsia" w:ascii="Times New Roman" w:hAnsi="Times New Roman" w:eastAsia="宋体" w:cs="Times New Roman"/>
+                <w:rFonts w:hint="eastAsia" w:ascii="Tinos" w:hAnsi="Tinos" w:eastAsia="Noto Serif SC" w:cs="Tinos"/>
                 <w:sz w:val="24"/>
                 <w:szCs w:val="24"/>
                 <w:highlight w:val="green"/>
@@ -1459,7 +1459,7 @@
             </w:r>
             <w:r>
               <w:rPr>
-                <w:rFonts w:hint="eastAsia" w:ascii="Times New Roman" w:hAnsi="Times New Roman" w:eastAsia="宋体" w:cs="Times New Roman"/>
+                <w:rFonts w:hint="eastAsia" w:ascii="Tinos" w:hAnsi="Tinos" w:eastAsia="Noto Serif SC" w:cs="Tinos"/>
                 <w:sz w:val="24"/>
                 <w:szCs w:val="24"/>
                 <w:highlight w:val="green"/>
@@ -1480,14 +1480,14 @@
               <w:spacing w:line="240" w:lineRule="atLeast"/>
               <w:jc w:val="both"/>
               <w:rPr>
-                <w:rFonts w:hint="default" w:ascii="Times New Roman" w:hAnsi="Times New Roman" w:eastAsia="宋体" w:cs="Times New Roman"/>
-                <w:sz w:val="24"/>
-                <w:szCs w:val="24"/>
-              </w:rPr>
-            </w:pPr>
-            <w:r>
-              <w:rPr>
-                <w:rFonts w:hint="default" w:ascii="Times New Roman" w:hAnsi="Times New Roman" w:eastAsia="宋体" w:cs="Times New Roman"/>
+                <w:rFonts w:hint="default" w:ascii="Tinos" w:hAnsi="Tinos" w:eastAsia="Noto Serif SC" w:cs="Tinos"/>
+                <w:sz w:val="24"/>
+                <w:szCs w:val="24"/>
+              </w:rPr>
+            </w:pPr>
+            <w:r>
+              <w:rPr>
+                <w:rFonts w:hint="default" w:ascii="Tinos" w:hAnsi="Tinos" w:eastAsia="Noto Serif SC" w:cs="Tinos"/>
                 <w:color w:val="000000"/>
                 <w:sz w:val="24"/>
                 <w:szCs w:val="24"/>
@@ -1528,15 +1528,15 @@
               <w:autoSpaceDN w:val="0"/>
               <w:jc w:val="center"/>
               <w:rPr>
-                <w:rFonts w:hint="default" w:ascii="Times New Roman" w:hAnsi="Times New Roman" w:eastAsia="宋体" w:cs="Times New Roman"/>
-                <w:color w:val="000000"/>
-                <w:sz w:val="24"/>
-                <w:szCs w:val="24"/>
-              </w:rPr>
-            </w:pPr>
-            <w:r>
-              <w:rPr>
-                <w:rFonts w:hint="default" w:ascii="Times New Roman" w:hAnsi="Times New Roman" w:eastAsia="宋体" w:cs="Times New Roman"/>
+                <w:rFonts w:hint="default" w:ascii="Tinos" w:hAnsi="Tinos" w:eastAsia="Noto Serif SC" w:cs="Tinos"/>
+                <w:color w:val="000000"/>
+                <w:sz w:val="24"/>
+                <w:szCs w:val="24"/>
+              </w:rPr>
+            </w:pPr>
+            <w:r>
+              <w:rPr>
+                <w:rFonts w:hint="default" w:ascii="Tinos" w:hAnsi="Tinos" w:eastAsia="Noto Serif SC" w:cs="Tinos"/>
                 <w:color w:val="000000"/>
                 <w:sz w:val="24"/>
                 <w:szCs w:val="24"/>
@@ -1550,15 +1550,15 @@
               <w:autoSpaceDN w:val="0"/>
               <w:jc w:val="center"/>
               <w:rPr>
-                <w:rFonts w:hint="default" w:ascii="Times New Roman" w:hAnsi="Times New Roman" w:eastAsia="宋体" w:cs="Times New Roman"/>
-                <w:color w:val="000000"/>
-                <w:sz w:val="24"/>
-                <w:szCs w:val="24"/>
-              </w:rPr>
-            </w:pPr>
-            <w:r>
-              <w:rPr>
-                <w:rFonts w:hint="default" w:ascii="Times New Roman" w:hAnsi="Times New Roman" w:eastAsia="宋体" w:cs="Times New Roman"/>
+                <w:rFonts w:hint="default" w:ascii="Tinos" w:hAnsi="Tinos" w:eastAsia="Noto Serif SC" w:cs="Tinos"/>
+                <w:color w:val="000000"/>
+                <w:sz w:val="24"/>
+                <w:szCs w:val="24"/>
+              </w:rPr>
+            </w:pPr>
+            <w:r>
+              <w:rPr>
+                <w:rFonts w:hint="default" w:ascii="Tinos" w:hAnsi="Tinos" w:eastAsia="Noto Serif SC" w:cs="Tinos"/>
                 <w:color w:val="000000"/>
                 <w:sz w:val="24"/>
                 <w:szCs w:val="24"/>
@@ -1572,15 +1572,15 @@
               <w:autoSpaceDN w:val="0"/>
               <w:jc w:val="center"/>
               <w:rPr>
-                <w:rFonts w:hint="default" w:ascii="Times New Roman" w:hAnsi="Times New Roman" w:eastAsia="宋体" w:cs="Times New Roman"/>
-                <w:color w:val="000000"/>
-                <w:sz w:val="24"/>
-                <w:szCs w:val="24"/>
-              </w:rPr>
-            </w:pPr>
-            <w:r>
-              <w:rPr>
-                <w:rFonts w:hint="default" w:ascii="Times New Roman" w:hAnsi="Times New Roman" w:eastAsia="宋体" w:cs="Times New Roman"/>
+                <w:rFonts w:hint="default" w:ascii="Tinos" w:hAnsi="Tinos" w:eastAsia="Noto Serif SC" w:cs="Tinos"/>
+                <w:color w:val="000000"/>
+                <w:sz w:val="24"/>
+                <w:szCs w:val="24"/>
+              </w:rPr>
+            </w:pPr>
+            <w:r>
+              <w:rPr>
+                <w:rFonts w:hint="default" w:ascii="Tinos" w:hAnsi="Tinos" w:eastAsia="Noto Serif SC" w:cs="Tinos"/>
                 <w:color w:val="000000"/>
                 <w:sz w:val="24"/>
                 <w:szCs w:val="24"/>
@@ -1594,15 +1594,15 @@
               <w:autoSpaceDN w:val="0"/>
               <w:jc w:val="center"/>
               <w:rPr>
-                <w:rFonts w:hint="default" w:ascii="Times New Roman" w:hAnsi="Times New Roman" w:eastAsia="宋体" w:cs="Times New Roman"/>
-                <w:color w:val="000000"/>
-                <w:sz w:val="24"/>
-                <w:szCs w:val="24"/>
-              </w:rPr>
-            </w:pPr>
-            <w:r>
-              <w:rPr>
-                <w:rFonts w:hint="default" w:ascii="Times New Roman" w:hAnsi="Times New Roman" w:eastAsia="宋体" w:cs="Times New Roman"/>
+                <w:rFonts w:hint="default" w:ascii="Tinos" w:hAnsi="Tinos" w:eastAsia="Noto Serif SC" w:cs="Tinos"/>
+                <w:color w:val="000000"/>
+                <w:sz w:val="24"/>
+                <w:szCs w:val="24"/>
+              </w:rPr>
+            </w:pPr>
+            <w:r>
+              <w:rPr>
+                <w:rFonts w:hint="default" w:ascii="Tinos" w:hAnsi="Tinos" w:eastAsia="Noto Serif SC" w:cs="Tinos"/>
                 <w:color w:val="000000"/>
                 <w:sz w:val="24"/>
                 <w:szCs w:val="24"/>
@@ -1616,15 +1616,15 @@
               <w:autoSpaceDN w:val="0"/>
               <w:jc w:val="center"/>
               <w:rPr>
-                <w:rFonts w:hint="default" w:ascii="Times New Roman" w:hAnsi="Times New Roman" w:eastAsia="宋体" w:cs="Times New Roman"/>
-                <w:color w:val="000000"/>
-                <w:sz w:val="24"/>
-                <w:szCs w:val="24"/>
-              </w:rPr>
-            </w:pPr>
-            <w:r>
-              <w:rPr>
-                <w:rFonts w:hint="default" w:ascii="Times New Roman" w:hAnsi="Times New Roman" w:eastAsia="宋体" w:cs="Times New Roman"/>
+                <w:rFonts w:hint="default" w:ascii="Tinos" w:hAnsi="Tinos" w:eastAsia="Noto Serif SC" w:cs="Tinos"/>
+                <w:color w:val="000000"/>
+                <w:sz w:val="24"/>
+                <w:szCs w:val="24"/>
+              </w:rPr>
+            </w:pPr>
+            <w:r>
+              <w:rPr>
+                <w:rFonts w:hint="default" w:ascii="Tinos" w:hAnsi="Tinos" w:eastAsia="Noto Serif SC" w:cs="Tinos"/>
                 <w:color w:val="000000"/>
                 <w:sz w:val="24"/>
                 <w:szCs w:val="24"/>
@@ -1638,15 +1638,15 @@
               <w:autoSpaceDN w:val="0"/>
               <w:jc w:val="center"/>
               <w:rPr>
-                <w:rFonts w:hint="default" w:ascii="Times New Roman" w:hAnsi="Times New Roman" w:eastAsia="宋体" w:cs="Times New Roman"/>
-                <w:color w:val="000000"/>
-                <w:sz w:val="24"/>
-                <w:szCs w:val="24"/>
-              </w:rPr>
-            </w:pPr>
-            <w:r>
-              <w:rPr>
-                <w:rFonts w:hint="default" w:ascii="Times New Roman" w:hAnsi="Times New Roman" w:eastAsia="宋体" w:cs="Times New Roman"/>
+                <w:rFonts w:hint="default" w:ascii="Tinos" w:hAnsi="Tinos" w:eastAsia="Noto Serif SC" w:cs="Tinos"/>
+                <w:color w:val="000000"/>
+                <w:sz w:val="24"/>
+                <w:szCs w:val="24"/>
+              </w:rPr>
+            </w:pPr>
+            <w:r>
+              <w:rPr>
+                <w:rFonts w:hint="default" w:ascii="Tinos" w:hAnsi="Tinos" w:eastAsia="Noto Serif SC" w:cs="Tinos"/>
                 <w:color w:val="000000"/>
                 <w:sz w:val="24"/>
                 <w:szCs w:val="24"/>
@@ -1660,14 +1660,14 @@
               <w:autoSpaceDN w:val="0"/>
               <w:jc w:val="center"/>
               <w:rPr>
-                <w:rFonts w:hint="default" w:ascii="Times New Roman" w:hAnsi="Times New Roman" w:eastAsia="宋体" w:cs="Times New Roman"/>
-                <w:sz w:val="24"/>
-                <w:szCs w:val="24"/>
-              </w:rPr>
-            </w:pPr>
-            <w:r>
-              <w:rPr>
-                <w:rFonts w:hint="default" w:ascii="Times New Roman" w:hAnsi="Times New Roman" w:eastAsia="宋体" w:cs="Times New Roman"/>
+                <w:rFonts w:hint="default" w:ascii="Tinos" w:hAnsi="Tinos" w:eastAsia="Noto Serif SC" w:cs="Tinos"/>
+                <w:sz w:val="24"/>
+                <w:szCs w:val="24"/>
+              </w:rPr>
+            </w:pPr>
+            <w:r>
+              <w:rPr>
+                <w:rFonts w:hint="default" w:ascii="Tinos" w:hAnsi="Tinos" w:eastAsia="Noto Serif SC" w:cs="Tinos"/>
                 <w:color w:val="000000"/>
                 <w:sz w:val="24"/>
                 <w:szCs w:val="24"/>
@@ -1687,14 +1687,14 @@
               <w:spacing w:line="240" w:lineRule="atLeast"/>
               <w:jc w:val="center"/>
               <w:rPr>
-                <w:rFonts w:hint="default" w:ascii="Times New Roman" w:hAnsi="Times New Roman" w:eastAsia="宋体" w:cs="Times New Roman"/>
-                <w:sz w:val="24"/>
-                <w:szCs w:val="24"/>
-              </w:rPr>
-            </w:pPr>
-            <w:r>
-              <w:rPr>
-                <w:rFonts w:hint="eastAsia" w:ascii="Times New Roman" w:hAnsi="Times New Roman" w:eastAsia="宋体" w:cs="Times New Roman"/>
+                <w:rFonts w:hint="default" w:ascii="Tinos" w:hAnsi="Tinos" w:eastAsia="Noto Serif SC" w:cs="Tinos"/>
+                <w:sz w:val="24"/>
+                <w:szCs w:val="24"/>
+              </w:rPr>
+            </w:pPr>
+            <w:r>
+              <w:rPr>
+                <w:rFonts w:hint="eastAsia" w:ascii="Tinos" w:hAnsi="Tinos" w:eastAsia="Noto Serif SC" w:cs="Tinos"/>
                 <w:sz w:val="24"/>
                 <w:szCs w:val="24"/>
                 <w:highlight w:val="green"/>
@@ -1704,7 +1704,7 @@
             </w:r>
             <w:r>
               <w:rPr>
-                <w:rFonts w:hint="eastAsia" w:ascii="Times New Roman" w:hAnsi="Times New Roman" w:eastAsia="宋体" w:cs="Times New Roman"/>
+                <w:rFonts w:hint="eastAsia" w:ascii="Tinos" w:hAnsi="Tinos" w:eastAsia="Noto Serif SC" w:cs="Tinos"/>
                 <w:sz w:val="24"/>
                 <w:szCs w:val="24"/>
                 <w:highlight w:val="green"/>
@@ -1714,7 +1714,7 @@
             </w:r>
             <w:r>
               <w:rPr>
-                <w:rFonts w:hint="eastAsia" w:ascii="Times New Roman" w:hAnsi="Times New Roman" w:eastAsia="宋体" w:cs="Times New Roman"/>
+                <w:rFonts w:hint="eastAsia" w:ascii="Tinos" w:hAnsi="Tinos" w:eastAsia="Noto Serif SC" w:cs="Tinos"/>
                 <w:sz w:val="24"/>
                 <w:szCs w:val="24"/>
                 <w:highlight w:val="green"/>
@@ -1738,14 +1738,14 @@
               <w:autoSpaceDN w:val="0"/>
               <w:spacing w:line="240" w:lineRule="atLeast"/>
               <w:rPr>
-                <w:rFonts w:hint="default" w:ascii="Times New Roman" w:hAnsi="Times New Roman" w:eastAsia="宋体" w:cs="Times New Roman"/>
-                <w:sz w:val="24"/>
-                <w:szCs w:val="24"/>
-              </w:rPr>
-            </w:pPr>
-            <w:r>
-              <w:rPr>
-                <w:rFonts w:hint="default" w:ascii="Times New Roman" w:hAnsi="Times New Roman" w:eastAsia="宋体" w:cs="Times New Roman"/>
+                <w:rFonts w:hint="default" w:ascii="Tinos" w:hAnsi="Tinos" w:eastAsia="Noto Serif SC" w:cs="Tinos"/>
+                <w:sz w:val="24"/>
+                <w:szCs w:val="24"/>
+              </w:rPr>
+            </w:pPr>
+            <w:r>
+              <w:rPr>
+                <w:rFonts w:hint="default" w:ascii="Tinos" w:hAnsi="Tinos" w:eastAsia="Noto Serif SC" w:cs="Tinos"/>
                 <w:color w:val="000000"/>
                 <w:sz w:val="24"/>
                 <w:szCs w:val="24"/>
@@ -1774,14 +1774,14 @@
         <w:spacing w:line="360" w:lineRule="auto"/>
         <w:textAlignment w:val="auto"/>
         <w:rPr>
-          <w:rFonts w:hint="default" w:ascii="Times New Roman" w:hAnsi="Times New Roman" w:eastAsia="宋体" w:cs="Times New Roman"/>
+          <w:rFonts w:hint="default" w:ascii="Tinos" w:hAnsi="Tinos" w:eastAsia="Noto Serif SC" w:cs="Tinos"/>
           <w:sz w:val="21"/>
           <w:szCs w:val="21"/>
         </w:rPr>
       </w:pPr>
       <w:r>
         <w:rPr>
-          <w:rFonts w:hint="default" w:ascii="Times New Roman" w:hAnsi="Times New Roman" w:eastAsia="宋体" w:cs="Times New Roman"/>
+          <w:rFonts w:hint="default" w:ascii="Tinos" w:hAnsi="Tinos" w:eastAsia="Noto Serif SC" w:cs="Tinos"/>
           <w:sz w:val="21"/>
           <w:szCs w:val="21"/>
           <w:lang w:val="en-US" w:eastAsia="zh-CN"/>
@@ -1790,7 +1790,7 @@
       </w:r>
       <w:r>
         <w:rPr>
-          <w:rFonts w:hint="default" w:ascii="Times New Roman" w:hAnsi="Times New Roman" w:eastAsia="宋体" w:cs="Times New Roman"/>
+          <w:rFonts w:hint="default" w:ascii="Tinos" w:hAnsi="Tinos" w:eastAsia="Noto Serif SC" w:cs="Tinos"/>
           <w:sz w:val="21"/>
           <w:szCs w:val="21"/>
           <w:vertAlign w:val="superscript"/>
@@ -1800,7 +1800,7 @@
       </w:r>
       <w:r>
         <w:rPr>
-          <w:rFonts w:hint="default" w:ascii="Times New Roman" w:hAnsi="Times New Roman" w:eastAsia="宋体" w:cs="Times New Roman"/>
+          <w:rFonts w:hint="default" w:ascii="Tinos" w:hAnsi="Tinos" w:eastAsia="Noto Serif SC" w:cs="Tinos"/>
           <w:sz w:val="21"/>
           <w:szCs w:val="21"/>
           <w:vertAlign w:val="baseline"/>
@@ -1824,7 +1824,7 @@
   <w:docDefaults>
     <w:rPrDefault>
       <w:rPr>
-        <w:rFonts w:asciiTheme="minorHAnsi" w:hAnsiTheme="minorHAnsi" w:eastAsiaTheme="minorEastAsia" w:cstheme="minorBidi"/>
+        <w:rFonts w:ascii="Tinos" w:hAnsi="Tinos" w:eastAsia="Noto Serif SC" w:cs="Tinos"/>
       </w:rPr>
     </w:rPrDefault>
     <w:pPrDefault/>
@@ -2088,7 +2088,7 @@
       <w:jc w:val="both"/>
     </w:pPr>
     <w:rPr>
-      <w:rFonts w:asciiTheme="minorHAnsi" w:hAnsiTheme="minorHAnsi" w:eastAsiaTheme="minorEastAsia" w:cstheme="minorBidi"/>
+      <w:rFonts w:ascii="Tinos" w:hAnsi="Tinos" w:eastAsia="Noto Serif SC" w:cs="Tinos"/>
       <w:kern w:val="2"/>
       <w:sz w:val="21"/>
       <w:szCs w:val="24"/>
@@ -2260,12 +2260,12 @@
     </a:clrScheme>
     <a:fontScheme name="WPS">
       <a:majorFont>
-        <a:latin typeface="Calibri Light"/>
-        <a:ea typeface=""/>
-        <a:cs typeface=""/>
+        <a:latin typeface="Tinos"/>
+        <a:ea typeface="Noto Serif SC"/>
+        <a:cs typeface="Tinos"/>
         <a:font script="Jpan" typeface="游ゴシック Light"/>
         <a:font script="Hang" typeface="맑은 고딕"/>
-        <a:font script="Hans" typeface="宋体"/>
+        <a:font script="Hans" typeface="Noto Serif SC"/>
         <a:font script="Hant" typeface="新細明體"/>
         <a:font script="Arab" typeface="Times New Roman"/>
         <a:font script="Hebr" typeface="Times New Roman"/>
@@ -2295,12 +2295,12 @@
         <a:font script="Geor" typeface="Sylfaen"/>
       </a:majorFont>
       <a:minorFont>
-        <a:latin typeface="Calibri"/>
-        <a:ea typeface=""/>
-        <a:cs typeface=""/>
+        <a:latin typeface="Tinos"/>
+        <a:ea typeface="Noto Serif SC"/>
+        <a:cs typeface="Tinos"/>
         <a:font script="Jpan" typeface="游明朝"/>
         <a:font script="Hang" typeface="맑은 고딕"/>
-        <a:font script="Hans" typeface="宋体"/>
+        <a:font script="Hans" typeface="Noto Serif SC"/>
         <a:font script="Hant" typeface="新細明體"/>
         <a:font script="Arab" typeface="Arial"/>
         <a:font script="Hebr" typeface="Arial"/>

--- a/code/RuoYi-Vue-Plus/ruoyi-modules/ruoyi-lqg/src/main/resources/lqg/doc-templates/sample_qc.docx
+++ b/code/RuoYi-Vue-Plus/ruoyi-modules/ruoyi-lqg/src/main/resources/lqg/doc-templates/sample_qc.docx
@@ -56,13 +56,13 @@
               <w:spacing w:line="240" w:lineRule="atLeast"/>
               <w:jc w:val="center"/>
               <w:rPr>
-                <w:rFonts w:ascii="Tinos" w:hAnsi="Tinos" w:eastAsia="Noto Serif SC" w:cs="Tinos"/>
-                <w:sz w:val="24"/>
-              </w:rPr>
-            </w:pPr>
-            <w:r>
-              <w:rPr>
-                <w:rFonts w:ascii="Tinos" w:hAnsi="Tinos" w:eastAsia="Noto Serif SC" w:cs="Tinos"/>
+                <w:rFonts w:ascii="Times New Roman" w:hAnsi="Times New Roman" w:eastAsia="宋体" w:cs="Times New Roman"/>
+                <w:sz w:val="24"/>
+              </w:rPr>
+            </w:pPr>
+            <w:r>
+              <w:rPr>
+                <w:rFonts w:ascii="Times New Roman" w:hAnsi="Times New Roman" w:eastAsia="宋体" w:cs="Times New Roman"/>
                 <w:b/>
                 <w:bCs/>
                 <w:color w:val="000000"/>
@@ -106,14 +106,14 @@
               <w:spacing w:line="240" w:lineRule="atLeast"/>
               <w:jc w:val="center"/>
               <w:rPr>
-                <w:rFonts w:hint="default" w:ascii="Tinos" w:hAnsi="Tinos" w:eastAsia="Noto Serif SC" w:cs="Tinos"/>
-                <w:sz w:val="24"/>
-                <w:szCs w:val="24"/>
-              </w:rPr>
-            </w:pPr>
-            <w:r>
-              <w:rPr>
-                <w:rFonts w:hint="default" w:ascii="Tinos" w:hAnsi="Tinos" w:eastAsia="Noto Serif SC" w:cs="Tinos"/>
+                <w:rFonts w:hint="default" w:ascii="Times New Roman" w:hAnsi="Times New Roman" w:eastAsia="宋体" w:cs="Times New Roman"/>
+                <w:sz w:val="24"/>
+                <w:szCs w:val="24"/>
+              </w:rPr>
+            </w:pPr>
+            <w:r>
+              <w:rPr>
+                <w:rFonts w:hint="default" w:ascii="Times New Roman" w:hAnsi="Times New Roman" w:eastAsia="宋体" w:cs="Times New Roman"/>
                 <w:color w:val="000000"/>
                 <w:sz w:val="24"/>
                 <w:szCs w:val="24"/>
@@ -134,14 +134,14 @@
               <w:spacing w:line="240" w:lineRule="atLeast"/>
               <w:jc w:val="center"/>
               <w:rPr>
-                <w:rFonts w:hint="default" w:ascii="Tinos" w:hAnsi="Tinos" w:eastAsia="Noto Serif SC" w:cs="Tinos"/>
-                <w:sz w:val="24"/>
-                <w:szCs w:val="24"/>
-              </w:rPr>
-            </w:pPr>
-            <w:r>
-              <w:rPr>
-                <w:rFonts w:hint="default" w:ascii="Tinos" w:hAnsi="Tinos" w:eastAsia="Noto Serif SC" w:cs="Tinos"/>
+                <w:rFonts w:hint="default" w:ascii="Times New Roman" w:hAnsi="Times New Roman" w:eastAsia="宋体" w:cs="Times New Roman"/>
+                <w:sz w:val="24"/>
+                <w:szCs w:val="24"/>
+              </w:rPr>
+            </w:pPr>
+            <w:r>
+              <w:rPr>
+                <w:rFonts w:hint="default" w:ascii="Times New Roman" w:hAnsi="Times New Roman" w:eastAsia="宋体" w:cs="Times New Roman"/>
                 <w:sz w:val="24"/>
                 <w:szCs w:val="24"/>
               </w:rPr>
@@ -161,14 +161,14 @@
               <w:spacing w:line="240" w:lineRule="atLeast"/>
               <w:jc w:val="center"/>
               <w:rPr>
-                <w:rFonts w:hint="default" w:ascii="Tinos" w:hAnsi="Tinos" w:eastAsia="Noto Serif SC" w:cs="Tinos"/>
-                <w:sz w:val="24"/>
-                <w:szCs w:val="24"/>
-              </w:rPr>
-            </w:pPr>
-            <w:r>
-              <w:rPr>
-                <w:rFonts w:hint="default" w:ascii="Tinos" w:hAnsi="Tinos" w:eastAsia="Noto Serif SC" w:cs="Tinos"/>
+                <w:rFonts w:hint="default" w:ascii="Times New Roman" w:hAnsi="Times New Roman" w:eastAsia="宋体" w:cs="Times New Roman"/>
+                <w:sz w:val="24"/>
+                <w:szCs w:val="24"/>
+              </w:rPr>
+            </w:pPr>
+            <w:r>
+              <w:rPr>
+                <w:rFonts w:hint="default" w:ascii="Times New Roman" w:hAnsi="Times New Roman" w:eastAsia="宋体" w:cs="Times New Roman"/>
                 <w:color w:val="000000"/>
                 <w:sz w:val="24"/>
                 <w:szCs w:val="24"/>
@@ -189,14 +189,14 @@
               <w:spacing w:line="240" w:lineRule="atLeast"/>
               <w:jc w:val="center"/>
               <w:rPr>
-                <w:rFonts w:hint="default" w:ascii="Tinos" w:hAnsi="Tinos" w:eastAsia="Noto Serif SC" w:cs="Tinos"/>
-                <w:sz w:val="24"/>
-                <w:szCs w:val="24"/>
-              </w:rPr>
-            </w:pPr>
-            <w:r>
-              <w:rPr>
-                <w:rFonts w:hint="default" w:ascii="Tinos" w:hAnsi="Tinos" w:eastAsia="Noto Serif SC" w:cs="Tinos"/>
+                <w:rFonts w:hint="default" w:ascii="Times New Roman" w:hAnsi="Times New Roman" w:eastAsia="宋体" w:cs="Times New Roman"/>
+                <w:sz w:val="24"/>
+                <w:szCs w:val="24"/>
+              </w:rPr>
+            </w:pPr>
+            <w:r>
+              <w:rPr>
+                <w:rFonts w:hint="default" w:ascii="Times New Roman" w:hAnsi="Times New Roman" w:eastAsia="宋体" w:cs="Times New Roman"/>
                 <w:sz w:val="24"/>
                 <w:szCs w:val="24"/>
               </w:rPr>
@@ -231,14 +231,14 @@
               <w:spacing w:line="240" w:lineRule="atLeast"/>
               <w:jc w:val="center"/>
               <w:rPr>
-                <w:rFonts w:hint="default" w:ascii="Tinos" w:hAnsi="Tinos" w:eastAsia="Noto Serif SC" w:cs="Tinos"/>
-                <w:sz w:val="24"/>
-                <w:szCs w:val="24"/>
-              </w:rPr>
-            </w:pPr>
-            <w:r>
-              <w:rPr>
-                <w:rFonts w:hint="default" w:ascii="Tinos" w:hAnsi="Tinos" w:eastAsia="Noto Serif SC" w:cs="Tinos"/>
+                <w:rFonts w:hint="default" w:ascii="Times New Roman" w:hAnsi="Times New Roman" w:eastAsia="宋体" w:cs="Times New Roman"/>
+                <w:sz w:val="24"/>
+                <w:szCs w:val="24"/>
+              </w:rPr>
+            </w:pPr>
+            <w:r>
+              <w:rPr>
+                <w:rFonts w:hint="default" w:ascii="Times New Roman" w:hAnsi="Times New Roman" w:eastAsia="宋体" w:cs="Times New Roman"/>
                 <w:color w:val="000000"/>
                 <w:sz w:val="24"/>
                 <w:szCs w:val="24"/>
@@ -259,14 +259,14 @@
               <w:spacing w:line="240" w:lineRule="atLeast"/>
               <w:jc w:val="center"/>
               <w:rPr>
-                <w:rFonts w:hint="default" w:ascii="Tinos" w:hAnsi="Tinos" w:eastAsia="Noto Serif SC" w:cs="Tinos"/>
-                <w:sz w:val="24"/>
-                <w:szCs w:val="24"/>
-              </w:rPr>
-            </w:pPr>
-            <w:r>
-              <w:rPr>
-                <w:rFonts w:hint="default" w:ascii="Tinos" w:hAnsi="Tinos" w:eastAsia="Noto Serif SC" w:cs="Tinos"/>
+                <w:rFonts w:hint="default" w:ascii="Times New Roman" w:hAnsi="Times New Roman" w:eastAsia="宋体" w:cs="Times New Roman"/>
+                <w:sz w:val="24"/>
+                <w:szCs w:val="24"/>
+              </w:rPr>
+            </w:pPr>
+            <w:r>
+              <w:rPr>
+                <w:rFonts w:hint="default" w:ascii="Times New Roman" w:hAnsi="Times New Roman" w:eastAsia="宋体" w:cs="Times New Roman"/>
                 <w:sz w:val="24"/>
                 <w:szCs w:val="24"/>
               </w:rPr>
@@ -286,14 +286,14 @@
               <w:spacing w:line="240" w:lineRule="atLeast"/>
               <w:jc w:val="center"/>
               <w:rPr>
-                <w:rFonts w:hint="default" w:ascii="Tinos" w:hAnsi="Tinos" w:eastAsia="Noto Serif SC" w:cs="Tinos"/>
-                <w:sz w:val="24"/>
-                <w:szCs w:val="24"/>
-              </w:rPr>
-            </w:pPr>
-            <w:r>
-              <w:rPr>
-                <w:rFonts w:hint="default" w:ascii="Tinos" w:hAnsi="Tinos" w:eastAsia="Noto Serif SC" w:cs="Tinos"/>
+                <w:rFonts w:hint="default" w:ascii="Times New Roman" w:hAnsi="Times New Roman" w:eastAsia="宋体" w:cs="Times New Roman"/>
+                <w:sz w:val="24"/>
+                <w:szCs w:val="24"/>
+              </w:rPr>
+            </w:pPr>
+            <w:r>
+              <w:rPr>
+                <w:rFonts w:hint="default" w:ascii="Times New Roman" w:hAnsi="Times New Roman" w:eastAsia="宋体" w:cs="Times New Roman"/>
                 <w:color w:val="000000"/>
                 <w:sz w:val="24"/>
                 <w:szCs w:val="24"/>
@@ -314,14 +314,14 @@
               <w:spacing w:line="240" w:lineRule="atLeast"/>
               <w:jc w:val="center"/>
               <w:rPr>
-                <w:rFonts w:hint="default" w:ascii="Tinos" w:hAnsi="Tinos" w:eastAsia="Noto Serif SC" w:cs="Tinos"/>
-                <w:sz w:val="24"/>
-                <w:szCs w:val="24"/>
-              </w:rPr>
-            </w:pPr>
-            <w:r>
-              <w:rPr>
-                <w:rFonts w:hint="default" w:ascii="Tinos" w:hAnsi="Tinos" w:eastAsia="Noto Serif SC" w:cs="Tinos"/>
+                <w:rFonts w:hint="default" w:ascii="Times New Roman" w:hAnsi="Times New Roman" w:eastAsia="宋体" w:cs="Times New Roman"/>
+                <w:sz w:val="24"/>
+                <w:szCs w:val="24"/>
+              </w:rPr>
+            </w:pPr>
+            <w:r>
+              <w:rPr>
+                <w:rFonts w:hint="default" w:ascii="Times New Roman" w:hAnsi="Times New Roman" w:eastAsia="宋体" w:cs="Times New Roman"/>
                 <w:sz w:val="24"/>
                 <w:szCs w:val="24"/>
               </w:rPr>
@@ -341,14 +341,14 @@
               <w:spacing w:line="240" w:lineRule="atLeast"/>
               <w:jc w:val="center"/>
               <w:rPr>
-                <w:rFonts w:hint="default" w:ascii="Tinos" w:hAnsi="Tinos" w:eastAsia="Noto Serif SC" w:cs="Tinos"/>
-                <w:sz w:val="24"/>
-                <w:szCs w:val="24"/>
-              </w:rPr>
-            </w:pPr>
-            <w:r>
-              <w:rPr>
-                <w:rFonts w:hint="default" w:ascii="Tinos" w:hAnsi="Tinos" w:eastAsia="Noto Serif SC" w:cs="Tinos"/>
+                <w:rFonts w:hint="default" w:ascii="Times New Roman" w:hAnsi="Times New Roman" w:eastAsia="宋体" w:cs="Times New Roman"/>
+                <w:sz w:val="24"/>
+                <w:szCs w:val="24"/>
+              </w:rPr>
+            </w:pPr>
+            <w:r>
+              <w:rPr>
+                <w:rFonts w:hint="default" w:ascii="Times New Roman" w:hAnsi="Times New Roman" w:eastAsia="宋体" w:cs="Times New Roman"/>
                 <w:color w:val="000000"/>
                 <w:sz w:val="24"/>
                 <w:szCs w:val="24"/>
@@ -369,14 +369,14 @@
               <w:spacing w:line="240" w:lineRule="atLeast"/>
               <w:jc w:val="center"/>
               <w:rPr>
-                <w:rFonts w:hint="default" w:ascii="Tinos" w:hAnsi="Tinos" w:eastAsia="Noto Serif SC" w:cs="Tinos"/>
-                <w:sz w:val="24"/>
-                <w:szCs w:val="24"/>
-              </w:rPr>
-            </w:pPr>
-            <w:r>
-              <w:rPr>
-                <w:rFonts w:hint="default" w:ascii="Tinos" w:hAnsi="Tinos" w:eastAsia="Noto Serif SC" w:cs="Tinos"/>
+                <w:rFonts w:hint="default" w:ascii="Times New Roman" w:hAnsi="Times New Roman" w:eastAsia="宋体" w:cs="Times New Roman"/>
+                <w:sz w:val="24"/>
+                <w:szCs w:val="24"/>
+              </w:rPr>
+            </w:pPr>
+            <w:r>
+              <w:rPr>
+                <w:rFonts w:hint="default" w:ascii="Times New Roman" w:hAnsi="Times New Roman" w:eastAsia="宋体" w:cs="Times New Roman"/>
                 <w:sz w:val="24"/>
                 <w:szCs w:val="24"/>
               </w:rPr>
@@ -417,15 +417,15 @@
               <w:spacing w:line="240" w:lineRule="atLeast"/>
               <w:jc w:val="center"/>
               <w:rPr>
-                <w:rFonts w:hint="default" w:ascii="Tinos" w:hAnsi="Tinos" w:eastAsia="Noto Serif SC" w:cs="Tinos"/>
-                <w:color w:val="000000"/>
-                <w:sz w:val="24"/>
-                <w:szCs w:val="24"/>
-              </w:rPr>
-            </w:pPr>
-            <w:r>
-              <w:rPr>
-                <w:rFonts w:hint="default" w:ascii="Tinos" w:hAnsi="Tinos" w:eastAsia="Noto Serif SC" w:cs="Tinos"/>
+                <w:rFonts w:hint="default" w:ascii="Times New Roman" w:hAnsi="Times New Roman" w:eastAsia="宋体" w:cs="Times New Roman"/>
+                <w:color w:val="000000"/>
+                <w:sz w:val="24"/>
+                <w:szCs w:val="24"/>
+              </w:rPr>
+            </w:pPr>
+            <w:r>
+              <w:rPr>
+                <w:rFonts w:hint="default" w:ascii="Times New Roman" w:hAnsi="Times New Roman" w:eastAsia="宋体" w:cs="Times New Roman"/>
                 <w:color w:val="000000"/>
                 <w:sz w:val="24"/>
                 <w:szCs w:val="24"/>
@@ -446,14 +446,14 @@
               <w:spacing w:line="240" w:lineRule="atLeast"/>
               <w:jc w:val="center"/>
               <w:rPr>
-                <w:rFonts w:hint="default" w:ascii="Tinos" w:hAnsi="Tinos" w:eastAsia="Noto Serif SC" w:cs="Tinos"/>
-                <w:sz w:val="24"/>
-                <w:szCs w:val="24"/>
-              </w:rPr>
-            </w:pPr>
-            <w:r>
-              <w:rPr>
-                <w:rFonts w:hint="default" w:ascii="Tinos" w:hAnsi="Tinos" w:eastAsia="Noto Serif SC" w:cs="Tinos"/>
+                <w:rFonts w:hint="default" w:ascii="Times New Roman" w:hAnsi="Times New Roman" w:eastAsia="宋体" w:cs="Times New Roman"/>
+                <w:sz w:val="24"/>
+                <w:szCs w:val="24"/>
+              </w:rPr>
+            </w:pPr>
+            <w:r>
+              <w:rPr>
+                <w:rFonts w:hint="default" w:ascii="Times New Roman" w:hAnsi="Times New Roman" w:eastAsia="宋体" w:cs="Times New Roman"/>
                 <w:sz w:val="24"/>
                 <w:szCs w:val="24"/>
               </w:rPr>
@@ -473,15 +473,15 @@
               <w:spacing w:line="240" w:lineRule="atLeast"/>
               <w:jc w:val="center"/>
               <w:rPr>
-                <w:rFonts w:hint="default" w:ascii="Tinos" w:hAnsi="Tinos" w:eastAsia="Noto Serif SC" w:cs="Tinos"/>
-                <w:color w:val="000000"/>
-                <w:sz w:val="24"/>
-                <w:szCs w:val="24"/>
-              </w:rPr>
-            </w:pPr>
-            <w:r>
-              <w:rPr>
-                <w:rFonts w:hint="default" w:ascii="Tinos" w:hAnsi="Tinos" w:eastAsia="Noto Serif SC" w:cs="Tinos"/>
+                <w:rFonts w:hint="default" w:ascii="Times New Roman" w:hAnsi="Times New Roman" w:eastAsia="宋体" w:cs="Times New Roman"/>
+                <w:color w:val="000000"/>
+                <w:sz w:val="24"/>
+                <w:szCs w:val="24"/>
+              </w:rPr>
+            </w:pPr>
+            <w:r>
+              <w:rPr>
+                <w:rFonts w:hint="default" w:ascii="Times New Roman" w:hAnsi="Times New Roman" w:eastAsia="宋体" w:cs="Times New Roman"/>
                 <w:color w:val="000000"/>
                 <w:sz w:val="24"/>
                 <w:szCs w:val="24"/>
@@ -496,15 +496,15 @@
               <w:spacing w:line="240" w:lineRule="atLeast"/>
               <w:jc w:val="center"/>
               <w:rPr>
-                <w:rFonts w:hint="default" w:ascii="Tinos" w:hAnsi="Tinos" w:eastAsia="Noto Serif SC" w:cs="Tinos"/>
-                <w:color w:val="000000"/>
-                <w:sz w:val="24"/>
-                <w:szCs w:val="24"/>
-              </w:rPr>
-            </w:pPr>
-            <w:r>
-              <w:rPr>
-                <w:rFonts w:hint="default" w:ascii="Tinos" w:hAnsi="Tinos" w:eastAsia="Noto Serif SC" w:cs="Tinos"/>
+                <w:rFonts w:hint="default" w:ascii="Times New Roman" w:hAnsi="Times New Roman" w:eastAsia="宋体" w:cs="Times New Roman"/>
+                <w:color w:val="000000"/>
+                <w:sz w:val="24"/>
+                <w:szCs w:val="24"/>
+              </w:rPr>
+            </w:pPr>
+            <w:r>
+              <w:rPr>
+                <w:rFonts w:hint="default" w:ascii="Times New Roman" w:hAnsi="Times New Roman" w:eastAsia="宋体" w:cs="Times New Roman"/>
                 <w:color w:val="000000"/>
                 <w:sz w:val="24"/>
                 <w:szCs w:val="24"/>
@@ -526,15 +526,15 @@
               <w:spacing w:line="240" w:lineRule="atLeast"/>
               <w:jc w:val="center"/>
               <w:rPr>
-                <w:rFonts w:hint="default" w:ascii="Tinos" w:hAnsi="Tinos" w:eastAsia="Noto Serif SC" w:cs="Tinos"/>
-                <w:color w:val="000000"/>
-                <w:sz w:val="24"/>
-                <w:szCs w:val="24"/>
-              </w:rPr>
-            </w:pPr>
-            <w:r>
-              <w:rPr>
-                <w:rFonts w:hint="default" w:ascii="Tinos" w:hAnsi="Tinos" w:eastAsia="Noto Serif SC" w:cs="Tinos"/>
+                <w:rFonts w:hint="default" w:ascii="Times New Roman" w:hAnsi="Times New Roman" w:eastAsia="宋体" w:cs="Times New Roman"/>
+                <w:color w:val="000000"/>
+                <w:sz w:val="24"/>
+                <w:szCs w:val="24"/>
+              </w:rPr>
+            </w:pPr>
+            <w:r>
+              <w:rPr>
+                <w:rFonts w:hint="default" w:ascii="Times New Roman" w:hAnsi="Times New Roman" w:eastAsia="宋体" w:cs="Times New Roman"/>
                 <w:color w:val="000000"/>
                 <w:sz w:val="24"/>
                 <w:szCs w:val="24"/>
@@ -576,15 +576,15 @@
               <w:spacing w:line="240" w:lineRule="atLeast"/>
               <w:jc w:val="center"/>
               <w:rPr>
-                <w:rFonts w:hint="default" w:ascii="Tinos" w:hAnsi="Tinos" w:eastAsia="Noto Serif SC" w:cs="Tinos"/>
-                <w:color w:val="000000"/>
-                <w:sz w:val="24"/>
-                <w:szCs w:val="24"/>
-              </w:rPr>
-            </w:pPr>
-            <w:r>
-              <w:rPr>
-                <w:rFonts w:hint="default" w:ascii="Tinos" w:hAnsi="Tinos" w:eastAsia="Noto Serif SC" w:cs="Tinos"/>
+                <w:rFonts w:hint="default" w:ascii="Times New Roman" w:hAnsi="Times New Roman" w:eastAsia="宋体" w:cs="Times New Roman"/>
+                <w:color w:val="000000"/>
+                <w:sz w:val="24"/>
+                <w:szCs w:val="24"/>
+              </w:rPr>
+            </w:pPr>
+            <w:r>
+              <w:rPr>
+                <w:rFonts w:hint="default" w:ascii="Times New Roman" w:hAnsi="Times New Roman" w:eastAsia="宋体" w:cs="Times New Roman"/>
                 <w:color w:val="000000"/>
                 <w:sz w:val="24"/>
                 <w:szCs w:val="24"/>
@@ -606,15 +606,15 @@
               <w:spacing w:line="240" w:lineRule="atLeast"/>
               <w:jc w:val="center"/>
               <w:rPr>
-                <w:rFonts w:hint="default" w:ascii="Tinos" w:hAnsi="Tinos" w:eastAsia="Noto Serif SC" w:cs="Tinos"/>
-                <w:color w:val="000000"/>
-                <w:sz w:val="24"/>
-                <w:szCs w:val="24"/>
-              </w:rPr>
-            </w:pPr>
-            <w:r>
-              <w:rPr>
-                <w:rFonts w:hint="default" w:ascii="Tinos" w:hAnsi="Tinos" w:eastAsia="Noto Serif SC" w:cs="Tinos"/>
+                <w:rFonts w:hint="default" w:ascii="Times New Roman" w:hAnsi="Times New Roman" w:eastAsia="宋体" w:cs="Times New Roman"/>
+                <w:color w:val="000000"/>
+                <w:sz w:val="24"/>
+                <w:szCs w:val="24"/>
+              </w:rPr>
+            </w:pPr>
+            <w:r>
+              <w:rPr>
+                <w:rFonts w:hint="default" w:ascii="Times New Roman" w:hAnsi="Times New Roman" w:eastAsia="宋体" w:cs="Times New Roman"/>
                 <w:sz w:val="24"/>
                 <w:szCs w:val="24"/>
               </w:rPr>
@@ -655,14 +655,14 @@
               <w:spacing w:line="240" w:lineRule="atLeast"/>
               <w:jc w:val="center"/>
               <w:rPr>
-                <w:rFonts w:hint="default" w:ascii="Tinos" w:hAnsi="Tinos" w:eastAsia="Noto Serif SC" w:cs="Tinos"/>
-                <w:sz w:val="24"/>
-                <w:szCs w:val="24"/>
-              </w:rPr>
-            </w:pPr>
-            <w:r>
-              <w:rPr>
-                <w:rFonts w:hint="default" w:ascii="Tinos" w:hAnsi="Tinos" w:eastAsia="Noto Serif SC" w:cs="Tinos"/>
+                <w:rFonts w:hint="default" w:ascii="Times New Roman" w:hAnsi="Times New Roman" w:eastAsia="宋体" w:cs="Times New Roman"/>
+                <w:sz w:val="24"/>
+                <w:szCs w:val="24"/>
+              </w:rPr>
+            </w:pPr>
+            <w:r>
+              <w:rPr>
+                <w:rFonts w:hint="default" w:ascii="Times New Roman" w:hAnsi="Times New Roman" w:eastAsia="宋体" w:cs="Times New Roman"/>
                 <w:color w:val="000000"/>
                 <w:sz w:val="24"/>
                 <w:szCs w:val="24"/>
@@ -683,14 +683,14 @@
               <w:spacing w:line="240" w:lineRule="atLeast"/>
               <w:jc w:val="center"/>
               <w:rPr>
-                <w:rFonts w:hint="default" w:ascii="Tinos" w:hAnsi="Tinos" w:eastAsia="Noto Serif SC" w:cs="Tinos"/>
-                <w:sz w:val="24"/>
-                <w:szCs w:val="24"/>
-              </w:rPr>
-            </w:pPr>
-            <w:r>
-              <w:rPr>
-                <w:rFonts w:hint="default" w:ascii="Tinos" w:hAnsi="Tinos" w:eastAsia="Noto Serif SC" w:cs="Tinos"/>
+                <w:rFonts w:hint="default" w:ascii="Times New Roman" w:hAnsi="Times New Roman" w:eastAsia="宋体" w:cs="Times New Roman"/>
+                <w:sz w:val="24"/>
+                <w:szCs w:val="24"/>
+              </w:rPr>
+            </w:pPr>
+            <w:r>
+              <w:rPr>
+                <w:rFonts w:hint="default" w:ascii="Times New Roman" w:hAnsi="Times New Roman" w:eastAsia="宋体" w:cs="Times New Roman"/>
                 <w:sz w:val="24"/>
                 <w:szCs w:val="24"/>
               </w:rPr>
@@ -710,14 +710,14 @@
               <w:spacing w:line="240" w:lineRule="atLeast"/>
               <w:jc w:val="center"/>
               <w:rPr>
-                <w:rFonts w:hint="default" w:ascii="Tinos" w:hAnsi="Tinos" w:eastAsia="Noto Serif SC" w:cs="Tinos"/>
-                <w:sz w:val="24"/>
-                <w:szCs w:val="24"/>
-              </w:rPr>
-            </w:pPr>
-            <w:r>
-              <w:rPr>
-                <w:rFonts w:hint="default" w:ascii="Tinos" w:hAnsi="Tinos" w:eastAsia="Noto Serif SC" w:cs="Tinos"/>
+                <w:rFonts w:hint="default" w:ascii="Times New Roman" w:hAnsi="Times New Roman" w:eastAsia="宋体" w:cs="Times New Roman"/>
+                <w:sz w:val="24"/>
+                <w:szCs w:val="24"/>
+              </w:rPr>
+            </w:pPr>
+            <w:r>
+              <w:rPr>
+                <w:rFonts w:hint="default" w:ascii="Times New Roman" w:hAnsi="Times New Roman" w:eastAsia="宋体" w:cs="Times New Roman"/>
                 <w:sz w:val="24"/>
                 <w:szCs w:val="24"/>
               </w:rPr>
@@ -737,14 +737,14 @@
               <w:spacing w:line="240" w:lineRule="atLeast"/>
               <w:jc w:val="center"/>
               <w:rPr>
-                <w:rFonts w:hint="default" w:ascii="Tinos" w:hAnsi="Tinos" w:eastAsia="Noto Serif SC" w:cs="Tinos"/>
-                <w:sz w:val="24"/>
-                <w:szCs w:val="24"/>
-              </w:rPr>
-            </w:pPr>
-            <w:r>
-              <w:rPr>
-                <w:rFonts w:hint="default" w:ascii="Tinos" w:hAnsi="Tinos" w:eastAsia="Noto Serif SC" w:cs="Tinos"/>
+                <w:rFonts w:hint="default" w:ascii="Times New Roman" w:hAnsi="Times New Roman" w:eastAsia="宋体" w:cs="Times New Roman"/>
+                <w:sz w:val="24"/>
+                <w:szCs w:val="24"/>
+              </w:rPr>
+            </w:pPr>
+            <w:r>
+              <w:rPr>
+                <w:rFonts w:hint="default" w:ascii="Times New Roman" w:hAnsi="Times New Roman" w:eastAsia="宋体" w:cs="Times New Roman"/>
                 <w:sz w:val="24"/>
                 <w:szCs w:val="24"/>
               </w:rPr>
@@ -764,14 +764,14 @@
               <w:spacing w:line="240" w:lineRule="atLeast"/>
               <w:jc w:val="center"/>
               <w:rPr>
-                <w:rFonts w:hint="default" w:ascii="Tinos" w:hAnsi="Tinos" w:eastAsia="Noto Serif SC" w:cs="Tinos"/>
-                <w:sz w:val="24"/>
-                <w:szCs w:val="24"/>
-              </w:rPr>
-            </w:pPr>
-            <w:r>
-              <w:rPr>
-                <w:rFonts w:hint="default" w:ascii="Tinos" w:hAnsi="Tinos" w:eastAsia="Noto Serif SC" w:cs="Tinos"/>
+                <w:rFonts w:hint="default" w:ascii="Times New Roman" w:hAnsi="Times New Roman" w:eastAsia="宋体" w:cs="Times New Roman"/>
+                <w:sz w:val="24"/>
+                <w:szCs w:val="24"/>
+              </w:rPr>
+            </w:pPr>
+            <w:r>
+              <w:rPr>
+                <w:rFonts w:hint="default" w:ascii="Times New Roman" w:hAnsi="Times New Roman" w:eastAsia="宋体" w:cs="Times New Roman"/>
                 <w:color w:val="000000"/>
                 <w:sz w:val="24"/>
                 <w:szCs w:val="24"/>
@@ -792,14 +792,14 @@
               <w:spacing w:line="240" w:lineRule="atLeast"/>
               <w:jc w:val="center"/>
               <w:rPr>
-                <w:rFonts w:hint="default" w:ascii="Tinos" w:hAnsi="Tinos" w:eastAsia="Noto Serif SC" w:cs="Tinos"/>
-                <w:sz w:val="24"/>
-                <w:szCs w:val="24"/>
-              </w:rPr>
-            </w:pPr>
-            <w:r>
-              <w:rPr>
-                <w:rFonts w:hint="default" w:ascii="Tinos" w:hAnsi="Tinos" w:eastAsia="Noto Serif SC" w:cs="Tinos"/>
+                <w:rFonts w:hint="default" w:ascii="Times New Roman" w:hAnsi="Times New Roman" w:eastAsia="宋体" w:cs="Times New Roman"/>
+                <w:sz w:val="24"/>
+                <w:szCs w:val="24"/>
+              </w:rPr>
+            </w:pPr>
+            <w:r>
+              <w:rPr>
+                <w:rFonts w:hint="default" w:ascii="Times New Roman" w:hAnsi="Times New Roman" w:eastAsia="宋体" w:cs="Times New Roman"/>
                 <w:sz w:val="24"/>
                 <w:szCs w:val="24"/>
               </w:rPr>
@@ -840,15 +840,15 @@
               <w:spacing w:line="240" w:lineRule="atLeast"/>
               <w:jc w:val="center"/>
               <w:rPr>
-                <w:rFonts w:hint="default" w:ascii="Tinos" w:hAnsi="Tinos" w:eastAsia="Noto Serif SC" w:cs="Tinos"/>
-                <w:color w:val="000000"/>
-                <w:sz w:val="24"/>
-                <w:szCs w:val="24"/>
-              </w:rPr>
-            </w:pPr>
-            <w:r>
-              <w:rPr>
-                <w:rFonts w:hint="default" w:ascii="Tinos" w:hAnsi="Tinos" w:eastAsia="Noto Serif SC" w:cs="Tinos"/>
+                <w:rFonts w:hint="default" w:ascii="Times New Roman" w:hAnsi="Times New Roman" w:eastAsia="宋体" w:cs="Times New Roman"/>
+                <w:color w:val="000000"/>
+                <w:sz w:val="24"/>
+                <w:szCs w:val="24"/>
+              </w:rPr>
+            </w:pPr>
+            <w:r>
+              <w:rPr>
+                <w:rFonts w:hint="default" w:ascii="Times New Roman" w:hAnsi="Times New Roman" w:eastAsia="宋体" w:cs="Times New Roman"/>
                 <w:color w:val="000000"/>
                 <w:sz w:val="24"/>
                 <w:szCs w:val="24"/>
@@ -869,14 +869,14 @@
               <w:spacing w:line="240" w:lineRule="atLeast"/>
               <w:jc w:val="center"/>
               <w:rPr>
-                <w:rFonts w:hint="default" w:ascii="Tinos" w:hAnsi="Tinos" w:eastAsia="Noto Serif SC" w:cs="Tinos"/>
-                <w:sz w:val="24"/>
-                <w:szCs w:val="24"/>
-              </w:rPr>
-            </w:pPr>
-            <w:r>
-              <w:rPr>
-                <w:rFonts w:hint="default" w:ascii="Tinos" w:hAnsi="Tinos" w:eastAsia="Noto Serif SC" w:cs="Tinos"/>
+                <w:rFonts w:hint="default" w:ascii="Times New Roman" w:hAnsi="Times New Roman" w:eastAsia="宋体" w:cs="Times New Roman"/>
+                <w:sz w:val="24"/>
+                <w:szCs w:val="24"/>
+              </w:rPr>
+            </w:pPr>
+            <w:r>
+              <w:rPr>
+                <w:rFonts w:hint="default" w:ascii="Times New Roman" w:hAnsi="Times New Roman" w:eastAsia="宋体" w:cs="Times New Roman"/>
                 <w:sz w:val="24"/>
                 <w:szCs w:val="24"/>
               </w:rPr>
@@ -896,14 +896,14 @@
               <w:spacing w:line="240" w:lineRule="atLeast"/>
               <w:jc w:val="center"/>
               <w:rPr>
-                <w:rFonts w:hint="default" w:ascii="Tinos" w:hAnsi="Tinos" w:eastAsia="Noto Serif SC" w:cs="Tinos"/>
-                <w:sz w:val="24"/>
-                <w:szCs w:val="24"/>
-              </w:rPr>
-            </w:pPr>
-            <w:r>
-              <w:rPr>
-                <w:rFonts w:hint="default" w:ascii="Tinos" w:hAnsi="Tinos" w:eastAsia="Noto Serif SC" w:cs="Tinos"/>
+                <w:rFonts w:hint="default" w:ascii="Times New Roman" w:hAnsi="Times New Roman" w:eastAsia="宋体" w:cs="Times New Roman"/>
+                <w:sz w:val="24"/>
+                <w:szCs w:val="24"/>
+              </w:rPr>
+            </w:pPr>
+            <w:r>
+              <w:rPr>
+                <w:rFonts w:hint="default" w:ascii="Times New Roman" w:hAnsi="Times New Roman" w:eastAsia="宋体" w:cs="Times New Roman"/>
                 <w:sz w:val="24"/>
                 <w:szCs w:val="24"/>
               </w:rPr>
@@ -924,17 +924,16 @@
               <w:spacing w:line="240" w:lineRule="atLeast"/>
               <w:jc w:val="center"/>
               <w:rPr>
-                <w:rFonts w:hint="default" w:ascii="Tinos" w:hAnsi="Tinos" w:eastAsia="Noto Serif SC" w:cs="Tinos"/>
-                <w:sz w:val="24"/>
-                <w:szCs w:val="24"/>
-              </w:rPr>
-            </w:pPr>
-            <w:r>
-              <w:rPr>
-                <w:rFonts w:hint="default" w:ascii="Tinos" w:hAnsi="Tinos" w:eastAsia="Noto Serif SC" w:cs="Tinos"/>
-                <w:sz w:val="24"/>
-                <w:szCs w:val="24"/>
-                <w:highlight w:val="green"/>
+                <w:rFonts w:hint="default" w:ascii="Times New Roman" w:hAnsi="Times New Roman" w:eastAsia="宋体" w:cs="Times New Roman"/>
+                <w:sz w:val="24"/>
+                <w:szCs w:val="24"/>
+              </w:rPr>
+            </w:pPr>
+            <w:r>
+              <w:rPr>
+                <w:rFonts w:hint="default" w:ascii="Times New Roman" w:hAnsi="Times New Roman" w:eastAsia="宋体" w:cs="Times New Roman"/>
+                <w:sz w:val="24"/>
+                <w:szCs w:val="24"/>
               </w:rPr>
               <w:t>{{viability_file_name}}</w:t>
             </w:r>
@@ -971,7 +970,7 @@
               <w:spacing w:line="240" w:lineRule="atLeast"/>
               <w:jc w:val="center"/>
               <w:rPr>
-                <w:rFonts w:hint="default" w:ascii="Tinos" w:hAnsi="Tinos" w:eastAsia="Noto Serif SC" w:cs="Tinos"/>
+                <w:rFonts w:hint="default" w:ascii="Times New Roman" w:hAnsi="Times New Roman" w:eastAsia="宋体" w:cs="Times New Roman"/>
                 <w:sz w:val="24"/>
                 <w:szCs w:val="24"/>
               </w:rPr>
@@ -989,14 +988,14 @@
               <w:spacing w:line="240" w:lineRule="atLeast"/>
               <w:jc w:val="center"/>
               <w:rPr>
-                <w:rFonts w:hint="default" w:ascii="Tinos" w:hAnsi="Tinos" w:eastAsia="Noto Serif SC" w:cs="Tinos"/>
-                <w:sz w:val="24"/>
-                <w:szCs w:val="24"/>
-              </w:rPr>
-            </w:pPr>
-            <w:r>
-              <w:rPr>
-                <w:rFonts w:hint="default" w:ascii="Tinos" w:hAnsi="Tinos" w:eastAsia="Noto Serif SC" w:cs="Tinos"/>
+                <w:rFonts w:hint="default" w:ascii="Times New Roman" w:hAnsi="Times New Roman" w:eastAsia="宋体" w:cs="Times New Roman"/>
+                <w:sz w:val="24"/>
+                <w:szCs w:val="24"/>
+              </w:rPr>
+            </w:pPr>
+            <w:r>
+              <w:rPr>
+                <w:rFonts w:hint="default" w:ascii="Times New Roman" w:hAnsi="Times New Roman" w:eastAsia="宋体" w:cs="Times New Roman"/>
                 <w:color w:val="000000"/>
                 <w:sz w:val="24"/>
                 <w:szCs w:val="24"/>
@@ -1016,14 +1015,14 @@
               <w:spacing w:line="240" w:lineRule="atLeast"/>
               <w:jc w:val="center"/>
               <w:rPr>
-                <w:rFonts w:hint="default" w:ascii="Tinos" w:hAnsi="Tinos" w:eastAsia="Noto Serif SC" w:cs="Tinos"/>
-                <w:sz w:val="24"/>
-                <w:szCs w:val="24"/>
-              </w:rPr>
-            </w:pPr>
-            <w:r>
-              <w:rPr>
-                <w:rFonts w:hint="default" w:ascii="Tinos" w:hAnsi="Tinos" w:eastAsia="Noto Serif SC" w:cs="Tinos"/>
+                <w:rFonts w:hint="default" w:ascii="Times New Roman" w:hAnsi="Times New Roman" w:eastAsia="宋体" w:cs="Times New Roman"/>
+                <w:sz w:val="24"/>
+                <w:szCs w:val="24"/>
+              </w:rPr>
+            </w:pPr>
+            <w:r>
+              <w:rPr>
+                <w:rFonts w:hint="default" w:ascii="Times New Roman" w:hAnsi="Times New Roman" w:eastAsia="宋体" w:cs="Times New Roman"/>
                 <w:color w:val="000000"/>
                 <w:sz w:val="24"/>
                 <w:szCs w:val="24"/>
@@ -1051,6 +1050,7 @@
           </w:tblCellMar>
         </w:tblPrEx>
         <w:trPr>
+          <w:cantSplit/>
           <w:trHeight w:val="3634" w:hRule="atLeast"/>
         </w:trPr>
         <w:tc>
@@ -1064,7 +1064,7 @@
               <w:autoSpaceDN w:val="0"/>
               <w:jc w:val="center"/>
               <w:rPr>
-                <w:rFonts w:hint="default" w:ascii="Tinos" w:hAnsi="Tinos" w:eastAsia="Noto Serif SC" w:cs="Tinos"/>
+                <w:rFonts w:hint="default" w:ascii="Times New Roman" w:hAnsi="Times New Roman" w:eastAsia="宋体" w:cs="Times New Roman"/>
                 <w:sz w:val="24"/>
                 <w:szCs w:val="24"/>
                 <w:lang w:val="en-US" w:eastAsia="zh-CN"/>
@@ -1072,7 +1072,7 @@
             </w:pPr>
             <w:r>
               <w:rPr>
-                <w:rFonts w:hint="default" w:ascii="Tinos" w:hAnsi="Tinos" w:eastAsia="Noto Serif SC" w:cs="Tinos"/>
+                <w:rFonts w:hint="default" w:ascii="Times New Roman" w:hAnsi="Times New Roman" w:eastAsia="宋体" w:cs="Times New Roman"/>
                 <w:sz w:val="24"/>
                 <w:szCs w:val="24"/>
                 <w:lang w:val="en-US" w:eastAsia="zh-CN"/>
@@ -1086,7 +1086,7 @@
               <w:autoSpaceDN w:val="0"/>
               <w:jc w:val="center"/>
               <w:rPr>
-                <w:rFonts w:hint="default" w:ascii="Tinos" w:hAnsi="Tinos" w:eastAsia="Noto Serif SC" w:cs="Tinos"/>
+                <w:rFonts w:hint="default" w:ascii="Times New Roman" w:hAnsi="Times New Roman" w:eastAsia="宋体" w:cs="Times New Roman"/>
                 <w:sz w:val="24"/>
                 <w:szCs w:val="24"/>
                 <w:lang w:val="en-US" w:eastAsia="zh-CN"/>
@@ -1094,7 +1094,7 @@
             </w:pPr>
             <w:r>
               <w:rPr>
-                <w:rFonts w:hint="default" w:ascii="Tinos" w:hAnsi="Tinos" w:eastAsia="Noto Serif SC" w:cs="Tinos"/>
+                <w:rFonts w:hint="default" w:ascii="Times New Roman" w:hAnsi="Times New Roman" w:eastAsia="宋体" w:cs="Times New Roman"/>
                 <w:sz w:val="24"/>
                 <w:szCs w:val="24"/>
                 <w:lang w:val="en-US" w:eastAsia="zh-CN"/>
@@ -1108,7 +1108,7 @@
               <w:autoSpaceDN w:val="0"/>
               <w:jc w:val="center"/>
               <w:rPr>
-                <w:rFonts w:hint="default" w:ascii="Tinos" w:hAnsi="Tinos" w:eastAsia="Noto Serif SC" w:cs="Tinos"/>
+                <w:rFonts w:hint="default" w:ascii="Times New Roman" w:hAnsi="Times New Roman" w:eastAsia="宋体" w:cs="Times New Roman"/>
                 <w:sz w:val="24"/>
                 <w:szCs w:val="24"/>
                 <w:lang w:val="en-US" w:eastAsia="zh-CN"/>
@@ -1116,7 +1116,7 @@
             </w:pPr>
             <w:r>
               <w:rPr>
-                <w:rFonts w:hint="default" w:ascii="Tinos" w:hAnsi="Tinos" w:eastAsia="Noto Serif SC" w:cs="Tinos"/>
+                <w:rFonts w:hint="default" w:ascii="Times New Roman" w:hAnsi="Times New Roman" w:eastAsia="宋体" w:cs="Times New Roman"/>
                 <w:sz w:val="24"/>
                 <w:szCs w:val="24"/>
                 <w:lang w:val="en-US" w:eastAsia="zh-CN"/>
@@ -1130,7 +1130,7 @@
               <w:autoSpaceDN w:val="0"/>
               <w:jc w:val="center"/>
               <w:rPr>
-                <w:rFonts w:hint="default" w:ascii="Tinos" w:hAnsi="Tinos" w:eastAsia="Noto Serif SC" w:cs="Tinos"/>
+                <w:rFonts w:hint="default" w:ascii="Times New Roman" w:hAnsi="Times New Roman" w:eastAsia="宋体" w:cs="Times New Roman"/>
                 <w:sz w:val="24"/>
                 <w:szCs w:val="24"/>
                 <w:lang w:val="en-US" w:eastAsia="zh-CN"/>
@@ -1138,7 +1138,7 @@
             </w:pPr>
             <w:r>
               <w:rPr>
-                <w:rFonts w:hint="default" w:ascii="Tinos" w:hAnsi="Tinos" w:eastAsia="Noto Serif SC" w:cs="Tinos"/>
+                <w:rFonts w:hint="default" w:ascii="Times New Roman" w:hAnsi="Times New Roman" w:eastAsia="宋体" w:cs="Times New Roman"/>
                 <w:sz w:val="24"/>
                 <w:szCs w:val="24"/>
                 <w:lang w:val="en-US" w:eastAsia="zh-CN"/>
@@ -1152,14 +1152,14 @@
               <w:autoSpaceDN w:val="0"/>
               <w:jc w:val="center"/>
               <w:rPr>
-                <w:rFonts w:hint="default" w:ascii="Tinos" w:hAnsi="Tinos" w:eastAsia="Noto Serif SC" w:cs="Tinos"/>
-                <w:sz w:val="24"/>
-                <w:szCs w:val="24"/>
-              </w:rPr>
-            </w:pPr>
-            <w:r>
-              <w:rPr>
-                <w:rFonts w:hint="default" w:ascii="Tinos" w:hAnsi="Tinos" w:eastAsia="Noto Serif SC" w:cs="Tinos"/>
+                <w:rFonts w:hint="default" w:ascii="Times New Roman" w:hAnsi="Times New Roman" w:eastAsia="宋体" w:cs="Times New Roman"/>
+                <w:sz w:val="24"/>
+                <w:szCs w:val="24"/>
+              </w:rPr>
+            </w:pPr>
+            <w:r>
+              <w:rPr>
+                <w:rFonts w:hint="default" w:ascii="Times New Roman" w:hAnsi="Times New Roman" w:eastAsia="宋体" w:cs="Times New Roman"/>
                 <w:color w:val="000000"/>
                 <w:sz w:val="24"/>
                 <w:szCs w:val="24"/>
@@ -1173,7 +1173,7 @@
               <w:autoSpaceDN w:val="0"/>
               <w:jc w:val="center"/>
               <w:rPr>
-                <w:rFonts w:hint="default" w:ascii="Tinos" w:hAnsi="Tinos" w:eastAsia="Noto Serif SC" w:cs="Tinos"/>
+                <w:rFonts w:hint="default" w:ascii="Times New Roman" w:hAnsi="Times New Roman" w:eastAsia="宋体" w:cs="Times New Roman"/>
                 <w:color w:val="000000"/>
                 <w:sz w:val="24"/>
                 <w:szCs w:val="24"/>
@@ -1182,7 +1182,7 @@
             </w:pPr>
             <w:r>
               <w:rPr>
-                <w:rFonts w:hint="default" w:ascii="Tinos" w:hAnsi="Tinos" w:eastAsia="Noto Serif SC" w:cs="Tinos"/>
+                <w:rFonts w:hint="default" w:ascii="Times New Roman" w:hAnsi="Times New Roman" w:eastAsia="宋体" w:cs="Times New Roman"/>
                 <w:color w:val="000000"/>
                 <w:sz w:val="24"/>
                 <w:szCs w:val="24"/>
@@ -1202,7 +1202,7 @@
               <w:spacing w:line="240" w:lineRule="atLeast"/>
               <w:jc w:val="center"/>
               <w:rPr>
-                <w:rFonts w:hint="default" w:ascii="Tinos" w:hAnsi="Tinos" w:eastAsia="Noto Serif SC" w:cs="Tinos"/>
+                <w:rFonts w:hint="default" w:ascii="Times New Roman" w:hAnsi="Times New Roman" w:eastAsia="宋体" w:cs="Times New Roman"/>
                 <w:sz w:val="24"/>
                 <w:szCs w:val="24"/>
                 <w:lang w:val="en-US" w:eastAsia="zh-CN"/>
@@ -1210,30 +1210,27 @@
             </w:pPr>
             <w:r>
               <w:rPr>
-                <w:rFonts w:hint="eastAsia" w:ascii="Tinos" w:hAnsi="Tinos" w:eastAsia="Noto Serif SC" w:cs="Tinos"/>
-                <w:sz w:val="24"/>
-                <w:szCs w:val="24"/>
-                <w:highlight w:val="green"/>
+                <w:rFonts w:hint="eastAsia" w:ascii="Times New Roman" w:hAnsi="Times New Roman" w:eastAsia="宋体" w:cs="Times New Roman"/>
+                <w:sz w:val="24"/>
+                <w:szCs w:val="24"/>
                 <w:lang w:val="en-US" w:eastAsia="zh-CN"/>
               </w:rPr>
               <w:t>{{@orig_img1}}</w:t>
             </w:r>
             <w:r>
               <w:rPr>
-                <w:rFonts w:hint="eastAsia" w:ascii="Tinos" w:hAnsi="Tinos" w:eastAsia="Noto Serif SC" w:cs="Tinos"/>
-                <w:sz w:val="24"/>
-                <w:szCs w:val="24"/>
-                <w:highlight w:val="green"/>
+                <w:rFonts w:hint="eastAsia" w:ascii="Times New Roman" w:hAnsi="Times New Roman" w:eastAsia="宋体" w:cs="Times New Roman"/>
+                <w:sz w:val="24"/>
+                <w:szCs w:val="24"/>
                 <w:lang w:val="en-US" w:eastAsia="zh-CN"/>
               </w:rPr>
               <w:t>{{@orig_img2}}</w:t>
             </w:r>
             <w:r>
               <w:rPr>
-                <w:rFonts w:hint="eastAsia" w:ascii="Tinos" w:hAnsi="Tinos" w:eastAsia="Noto Serif SC" w:cs="Tinos"/>
-                <w:sz w:val="24"/>
-                <w:szCs w:val="24"/>
-                <w:highlight w:val="green"/>
+                <w:rFonts w:hint="eastAsia" w:ascii="Times New Roman" w:hAnsi="Times New Roman" w:eastAsia="宋体" w:cs="Times New Roman"/>
+                <w:sz w:val="24"/>
+                <w:szCs w:val="24"/>
                 <w:lang w:val="en-US" w:eastAsia="zh-CN"/>
               </w:rPr>
               <w:t>{{@orig_img3}}</w:t>
@@ -1251,15 +1248,15 @@
               <w:spacing w:line="240" w:lineRule="atLeast"/>
               <w:jc w:val="center"/>
               <w:rPr>
-                <w:rFonts w:hint="default" w:ascii="Tinos" w:hAnsi="Tinos" w:eastAsia="Noto Serif SC" w:cs="Tinos"/>
-                <w:color w:val="000000"/>
-                <w:sz w:val="24"/>
-                <w:szCs w:val="24"/>
-              </w:rPr>
-            </w:pPr>
-            <w:r>
-              <w:rPr>
-                <w:rFonts w:hint="default" w:ascii="Tinos" w:hAnsi="Tinos" w:eastAsia="Noto Serif SC" w:cs="Tinos"/>
+                <w:rFonts w:hint="default" w:ascii="Times New Roman" w:hAnsi="Times New Roman" w:eastAsia="宋体" w:cs="Times New Roman"/>
+                <w:color w:val="000000"/>
+                <w:sz w:val="24"/>
+                <w:szCs w:val="24"/>
+              </w:rPr>
+            </w:pPr>
+            <w:r>
+              <w:rPr>
+                <w:rFonts w:hint="default" w:ascii="Times New Roman" w:hAnsi="Times New Roman" w:eastAsia="宋体" w:cs="Times New Roman"/>
                 <w:color w:val="000000"/>
                 <w:sz w:val="24"/>
                 <w:szCs w:val="24"/>
@@ -1287,6 +1284,7 @@
           </w:tblCellMar>
         </w:tblPrEx>
         <w:trPr>
+          <w:cantSplit/>
           <w:trHeight w:val="3634" w:hRule="atLeast"/>
         </w:trPr>
         <w:tc>
@@ -1300,14 +1298,14 @@
               <w:autoSpaceDN w:val="0"/>
               <w:jc w:val="center"/>
               <w:rPr>
-                <w:rFonts w:hint="default" w:ascii="Tinos" w:hAnsi="Tinos" w:eastAsia="Noto Serif SC" w:cs="Tinos"/>
-                <w:sz w:val="24"/>
-                <w:szCs w:val="24"/>
-              </w:rPr>
-            </w:pPr>
-            <w:r>
-              <w:rPr>
-                <w:rFonts w:hint="default" w:ascii="Tinos" w:hAnsi="Tinos" w:eastAsia="Noto Serif SC" w:cs="Tinos"/>
+                <w:rFonts w:hint="default" w:ascii="Times New Roman" w:hAnsi="Times New Roman" w:eastAsia="宋体" w:cs="Times New Roman"/>
+                <w:sz w:val="24"/>
+                <w:szCs w:val="24"/>
+              </w:rPr>
+            </w:pPr>
+            <w:r>
+              <w:rPr>
+                <w:rFonts w:hint="default" w:ascii="Times New Roman" w:hAnsi="Times New Roman" w:eastAsia="宋体" w:cs="Times New Roman"/>
                 <w:color w:val="000000"/>
                 <w:sz w:val="24"/>
                 <w:szCs w:val="24"/>
@@ -1321,14 +1319,14 @@
               <w:autoSpaceDN w:val="0"/>
               <w:jc w:val="center"/>
               <w:rPr>
-                <w:rFonts w:hint="default" w:ascii="Tinos" w:hAnsi="Tinos" w:eastAsia="Noto Serif SC" w:cs="Tinos"/>
-                <w:sz w:val="24"/>
-                <w:szCs w:val="24"/>
-              </w:rPr>
-            </w:pPr>
-            <w:r>
-              <w:rPr>
-                <w:rFonts w:hint="default" w:ascii="Tinos" w:hAnsi="Tinos" w:eastAsia="Noto Serif SC" w:cs="Tinos"/>
+                <w:rFonts w:hint="default" w:ascii="Times New Roman" w:hAnsi="Times New Roman" w:eastAsia="宋体" w:cs="Times New Roman"/>
+                <w:sz w:val="24"/>
+                <w:szCs w:val="24"/>
+              </w:rPr>
+            </w:pPr>
+            <w:r>
+              <w:rPr>
+                <w:rFonts w:hint="default" w:ascii="Times New Roman" w:hAnsi="Times New Roman" w:eastAsia="宋体" w:cs="Times New Roman"/>
                 <w:color w:val="000000"/>
                 <w:sz w:val="24"/>
                 <w:szCs w:val="24"/>
@@ -1342,14 +1340,14 @@
               <w:autoSpaceDN w:val="0"/>
               <w:jc w:val="center"/>
               <w:rPr>
-                <w:rFonts w:hint="default" w:ascii="Tinos" w:hAnsi="Tinos" w:eastAsia="Noto Serif SC" w:cs="Tinos"/>
-                <w:sz w:val="24"/>
-                <w:szCs w:val="24"/>
-              </w:rPr>
-            </w:pPr>
-            <w:r>
-              <w:rPr>
-                <w:rFonts w:hint="default" w:ascii="Tinos" w:hAnsi="Tinos" w:eastAsia="Noto Serif SC" w:cs="Tinos"/>
+                <w:rFonts w:hint="default" w:ascii="Times New Roman" w:hAnsi="Times New Roman" w:eastAsia="宋体" w:cs="Times New Roman"/>
+                <w:sz w:val="24"/>
+                <w:szCs w:val="24"/>
+              </w:rPr>
+            </w:pPr>
+            <w:r>
+              <w:rPr>
+                <w:rFonts w:hint="default" w:ascii="Times New Roman" w:hAnsi="Times New Roman" w:eastAsia="宋体" w:cs="Times New Roman"/>
                 <w:color w:val="000000"/>
                 <w:sz w:val="24"/>
                 <w:szCs w:val="24"/>
@@ -1363,14 +1361,14 @@
               <w:autoSpaceDN w:val="0"/>
               <w:jc w:val="center"/>
               <w:rPr>
-                <w:rFonts w:hint="default" w:ascii="Tinos" w:hAnsi="Tinos" w:eastAsia="Noto Serif SC" w:cs="Tinos"/>
-                <w:sz w:val="24"/>
-                <w:szCs w:val="24"/>
-              </w:rPr>
-            </w:pPr>
-            <w:r>
-              <w:rPr>
-                <w:rFonts w:hint="default" w:ascii="Tinos" w:hAnsi="Tinos" w:eastAsia="Noto Serif SC" w:cs="Tinos"/>
+                <w:rFonts w:hint="default" w:ascii="Times New Roman" w:hAnsi="Times New Roman" w:eastAsia="宋体" w:cs="Times New Roman"/>
+                <w:sz w:val="24"/>
+                <w:szCs w:val="24"/>
+              </w:rPr>
+            </w:pPr>
+            <w:r>
+              <w:rPr>
+                <w:rFonts w:hint="default" w:ascii="Times New Roman" w:hAnsi="Times New Roman" w:eastAsia="宋体" w:cs="Times New Roman"/>
                 <w:color w:val="000000"/>
                 <w:sz w:val="24"/>
                 <w:szCs w:val="24"/>
@@ -1384,14 +1382,14 @@
               <w:autoSpaceDN w:val="0"/>
               <w:jc w:val="center"/>
               <w:rPr>
-                <w:rFonts w:hint="default" w:ascii="Tinos" w:hAnsi="Tinos" w:eastAsia="Noto Serif SC" w:cs="Tinos"/>
-                <w:sz w:val="24"/>
-                <w:szCs w:val="24"/>
-              </w:rPr>
-            </w:pPr>
-            <w:r>
-              <w:rPr>
-                <w:rFonts w:hint="default" w:ascii="Tinos" w:hAnsi="Tinos" w:eastAsia="Noto Serif SC" w:cs="Tinos"/>
+                <w:rFonts w:hint="default" w:ascii="Times New Roman" w:hAnsi="Times New Roman" w:eastAsia="宋体" w:cs="Times New Roman"/>
+                <w:sz w:val="24"/>
+                <w:szCs w:val="24"/>
+              </w:rPr>
+            </w:pPr>
+            <w:r>
+              <w:rPr>
+                <w:rFonts w:hint="default" w:ascii="Times New Roman" w:hAnsi="Times New Roman" w:eastAsia="宋体" w:cs="Times New Roman"/>
                 <w:color w:val="000000"/>
                 <w:sz w:val="24"/>
                 <w:szCs w:val="24"/>
@@ -1405,14 +1403,14 @@
               <w:autoSpaceDN w:val="0"/>
               <w:jc w:val="center"/>
               <w:rPr>
-                <w:rFonts w:hint="default" w:ascii="Tinos" w:hAnsi="Tinos" w:eastAsia="Noto Serif SC" w:cs="Tinos"/>
-                <w:sz w:val="24"/>
-                <w:szCs w:val="24"/>
-              </w:rPr>
-            </w:pPr>
-            <w:r>
-              <w:rPr>
-                <w:rFonts w:hint="default" w:ascii="Tinos" w:hAnsi="Tinos" w:eastAsia="Noto Serif SC" w:cs="Tinos"/>
+                <w:rFonts w:hint="default" w:ascii="Times New Roman" w:hAnsi="Times New Roman" w:eastAsia="宋体" w:cs="Times New Roman"/>
+                <w:sz w:val="24"/>
+                <w:szCs w:val="24"/>
+              </w:rPr>
+            </w:pPr>
+            <w:r>
+              <w:rPr>
+                <w:rFonts w:hint="default" w:ascii="Times New Roman" w:hAnsi="Times New Roman" w:eastAsia="宋体" w:cs="Times New Roman"/>
                 <w:color w:val="000000"/>
                 <w:sz w:val="24"/>
                 <w:szCs w:val="24"/>
@@ -1432,37 +1430,34 @@
               <w:spacing w:line="240" w:lineRule="atLeast"/>
               <w:jc w:val="center"/>
               <w:rPr>
-                <w:rFonts w:hint="default" w:ascii="Tinos" w:hAnsi="Tinos" w:eastAsia="Noto Serif SC" w:cs="Tinos"/>
-                <w:sz w:val="24"/>
-                <w:szCs w:val="24"/>
-              </w:rPr>
-            </w:pPr>
-            <w:r>
-              <w:rPr>
-                <w:rFonts w:hint="eastAsia" w:ascii="Tinos" w:hAnsi="Tinos" w:eastAsia="Noto Serif SC" w:cs="Tinos"/>
-                <w:sz w:val="24"/>
-                <w:szCs w:val="24"/>
-                <w:highlight w:val="green"/>
+                <w:rFonts w:hint="default" w:ascii="Times New Roman" w:hAnsi="Times New Roman" w:eastAsia="宋体" w:cs="Times New Roman"/>
+                <w:sz w:val="24"/>
+                <w:szCs w:val="24"/>
+              </w:rPr>
+            </w:pPr>
+            <w:r>
+              <w:rPr>
+                <w:rFonts w:hint="eastAsia" w:ascii="Times New Roman" w:hAnsi="Times New Roman" w:eastAsia="宋体" w:cs="Times New Roman"/>
+                <w:sz w:val="24"/>
+                <w:szCs w:val="24"/>
                 <w:lang w:val="en-US" w:eastAsia="zh-CN"/>
               </w:rPr>
               <w:t>{{@observe_img1}}</w:t>
             </w:r>
             <w:r>
               <w:rPr>
-                <w:rFonts w:hint="eastAsia" w:ascii="Tinos" w:hAnsi="Tinos" w:eastAsia="Noto Serif SC" w:cs="Tinos"/>
-                <w:sz w:val="24"/>
-                <w:szCs w:val="24"/>
-                <w:highlight w:val="green"/>
+                <w:rFonts w:hint="eastAsia" w:ascii="Times New Roman" w:hAnsi="Times New Roman" w:eastAsia="宋体" w:cs="Times New Roman"/>
+                <w:sz w:val="24"/>
+                <w:szCs w:val="24"/>
                 <w:lang w:val="en-US" w:eastAsia="zh-CN"/>
               </w:rPr>
               <w:t>{{@observe_img2}}</w:t>
             </w:r>
             <w:r>
               <w:rPr>
-                <w:rFonts w:hint="eastAsia" w:ascii="Tinos" w:hAnsi="Tinos" w:eastAsia="Noto Serif SC" w:cs="Tinos"/>
-                <w:sz w:val="24"/>
-                <w:szCs w:val="24"/>
-                <w:highlight w:val="green"/>
+                <w:rFonts w:hint="eastAsia" w:ascii="Times New Roman" w:hAnsi="Times New Roman" w:eastAsia="宋体" w:cs="Times New Roman"/>
+                <w:sz w:val="24"/>
+                <w:szCs w:val="24"/>
                 <w:lang w:val="en-US" w:eastAsia="zh-CN"/>
               </w:rPr>
               <w:t>{{@observe_img3}}</w:t>
@@ -1480,14 +1475,14 @@
               <w:spacing w:line="240" w:lineRule="atLeast"/>
               <w:jc w:val="both"/>
               <w:rPr>
-                <w:rFonts w:hint="default" w:ascii="Tinos" w:hAnsi="Tinos" w:eastAsia="Noto Serif SC" w:cs="Tinos"/>
-                <w:sz w:val="24"/>
-                <w:szCs w:val="24"/>
-              </w:rPr>
-            </w:pPr>
-            <w:r>
-              <w:rPr>
-                <w:rFonts w:hint="default" w:ascii="Tinos" w:hAnsi="Tinos" w:eastAsia="Noto Serif SC" w:cs="Tinos"/>
+                <w:rFonts w:hint="default" w:ascii="Times New Roman" w:hAnsi="Times New Roman" w:eastAsia="宋体" w:cs="Times New Roman"/>
+                <w:sz w:val="24"/>
+                <w:szCs w:val="24"/>
+              </w:rPr>
+            </w:pPr>
+            <w:r>
+              <w:rPr>
+                <w:rFonts w:hint="default" w:ascii="Times New Roman" w:hAnsi="Times New Roman" w:eastAsia="宋体" w:cs="Times New Roman"/>
                 <w:color w:val="000000"/>
                 <w:sz w:val="24"/>
                 <w:szCs w:val="24"/>
@@ -1515,6 +1510,7 @@
           </w:tblCellMar>
         </w:tblPrEx>
         <w:trPr>
+          <w:cantSplit/>
           <w:trHeight w:val="4248" w:hRule="atLeast"/>
         </w:trPr>
         <w:tc>
@@ -1528,15 +1524,15 @@
               <w:autoSpaceDN w:val="0"/>
               <w:jc w:val="center"/>
               <w:rPr>
-                <w:rFonts w:hint="default" w:ascii="Tinos" w:hAnsi="Tinos" w:eastAsia="Noto Serif SC" w:cs="Tinos"/>
-                <w:color w:val="000000"/>
-                <w:sz w:val="24"/>
-                <w:szCs w:val="24"/>
-              </w:rPr>
-            </w:pPr>
-            <w:r>
-              <w:rPr>
-                <w:rFonts w:hint="default" w:ascii="Tinos" w:hAnsi="Tinos" w:eastAsia="Noto Serif SC" w:cs="Tinos"/>
+                <w:rFonts w:hint="default" w:ascii="Times New Roman" w:hAnsi="Times New Roman" w:eastAsia="宋体" w:cs="Times New Roman"/>
+                <w:color w:val="000000"/>
+                <w:sz w:val="24"/>
+                <w:szCs w:val="24"/>
+              </w:rPr>
+            </w:pPr>
+            <w:r>
+              <w:rPr>
+                <w:rFonts w:hint="default" w:ascii="Times New Roman" w:hAnsi="Times New Roman" w:eastAsia="宋体" w:cs="Times New Roman"/>
                 <w:color w:val="000000"/>
                 <w:sz w:val="24"/>
                 <w:szCs w:val="24"/>
@@ -1550,15 +1546,15 @@
               <w:autoSpaceDN w:val="0"/>
               <w:jc w:val="center"/>
               <w:rPr>
-                <w:rFonts w:hint="default" w:ascii="Tinos" w:hAnsi="Tinos" w:eastAsia="Noto Serif SC" w:cs="Tinos"/>
-                <w:color w:val="000000"/>
-                <w:sz w:val="24"/>
-                <w:szCs w:val="24"/>
-              </w:rPr>
-            </w:pPr>
-            <w:r>
-              <w:rPr>
-                <w:rFonts w:hint="default" w:ascii="Tinos" w:hAnsi="Tinos" w:eastAsia="Noto Serif SC" w:cs="Tinos"/>
+                <w:rFonts w:hint="default" w:ascii="Times New Roman" w:hAnsi="Times New Roman" w:eastAsia="宋体" w:cs="Times New Roman"/>
+                <w:color w:val="000000"/>
+                <w:sz w:val="24"/>
+                <w:szCs w:val="24"/>
+              </w:rPr>
+            </w:pPr>
+            <w:r>
+              <w:rPr>
+                <w:rFonts w:hint="default" w:ascii="Times New Roman" w:hAnsi="Times New Roman" w:eastAsia="宋体" w:cs="Times New Roman"/>
                 <w:color w:val="000000"/>
                 <w:sz w:val="24"/>
                 <w:szCs w:val="24"/>
@@ -1572,15 +1568,15 @@
               <w:autoSpaceDN w:val="0"/>
               <w:jc w:val="center"/>
               <w:rPr>
-                <w:rFonts w:hint="default" w:ascii="Tinos" w:hAnsi="Tinos" w:eastAsia="Noto Serif SC" w:cs="Tinos"/>
-                <w:color w:val="000000"/>
-                <w:sz w:val="24"/>
-                <w:szCs w:val="24"/>
-              </w:rPr>
-            </w:pPr>
-            <w:r>
-              <w:rPr>
-                <w:rFonts w:hint="default" w:ascii="Tinos" w:hAnsi="Tinos" w:eastAsia="Noto Serif SC" w:cs="Tinos"/>
+                <w:rFonts w:hint="default" w:ascii="Times New Roman" w:hAnsi="Times New Roman" w:eastAsia="宋体" w:cs="Times New Roman"/>
+                <w:color w:val="000000"/>
+                <w:sz w:val="24"/>
+                <w:szCs w:val="24"/>
+              </w:rPr>
+            </w:pPr>
+            <w:r>
+              <w:rPr>
+                <w:rFonts w:hint="default" w:ascii="Times New Roman" w:hAnsi="Times New Roman" w:eastAsia="宋体" w:cs="Times New Roman"/>
                 <w:color w:val="000000"/>
                 <w:sz w:val="24"/>
                 <w:szCs w:val="24"/>
@@ -1594,15 +1590,15 @@
               <w:autoSpaceDN w:val="0"/>
               <w:jc w:val="center"/>
               <w:rPr>
-                <w:rFonts w:hint="default" w:ascii="Tinos" w:hAnsi="Tinos" w:eastAsia="Noto Serif SC" w:cs="Tinos"/>
-                <w:color w:val="000000"/>
-                <w:sz w:val="24"/>
-                <w:szCs w:val="24"/>
-              </w:rPr>
-            </w:pPr>
-            <w:r>
-              <w:rPr>
-                <w:rFonts w:hint="default" w:ascii="Tinos" w:hAnsi="Tinos" w:eastAsia="Noto Serif SC" w:cs="Tinos"/>
+                <w:rFonts w:hint="default" w:ascii="Times New Roman" w:hAnsi="Times New Roman" w:eastAsia="宋体" w:cs="Times New Roman"/>
+                <w:color w:val="000000"/>
+                <w:sz w:val="24"/>
+                <w:szCs w:val="24"/>
+              </w:rPr>
+            </w:pPr>
+            <w:r>
+              <w:rPr>
+                <w:rFonts w:hint="default" w:ascii="Times New Roman" w:hAnsi="Times New Roman" w:eastAsia="宋体" w:cs="Times New Roman"/>
                 <w:color w:val="000000"/>
                 <w:sz w:val="24"/>
                 <w:szCs w:val="24"/>
@@ -1616,15 +1612,15 @@
               <w:autoSpaceDN w:val="0"/>
               <w:jc w:val="center"/>
               <w:rPr>
-                <w:rFonts w:hint="default" w:ascii="Tinos" w:hAnsi="Tinos" w:eastAsia="Noto Serif SC" w:cs="Tinos"/>
-                <w:color w:val="000000"/>
-                <w:sz w:val="24"/>
-                <w:szCs w:val="24"/>
-              </w:rPr>
-            </w:pPr>
-            <w:r>
-              <w:rPr>
-                <w:rFonts w:hint="default" w:ascii="Tinos" w:hAnsi="Tinos" w:eastAsia="Noto Serif SC" w:cs="Tinos"/>
+                <w:rFonts w:hint="default" w:ascii="Times New Roman" w:hAnsi="Times New Roman" w:eastAsia="宋体" w:cs="Times New Roman"/>
+                <w:color w:val="000000"/>
+                <w:sz w:val="24"/>
+                <w:szCs w:val="24"/>
+              </w:rPr>
+            </w:pPr>
+            <w:r>
+              <w:rPr>
+                <w:rFonts w:hint="default" w:ascii="Times New Roman" w:hAnsi="Times New Roman" w:eastAsia="宋体" w:cs="Times New Roman"/>
                 <w:color w:val="000000"/>
                 <w:sz w:val="24"/>
                 <w:szCs w:val="24"/>
@@ -1638,15 +1634,15 @@
               <w:autoSpaceDN w:val="0"/>
               <w:jc w:val="center"/>
               <w:rPr>
-                <w:rFonts w:hint="default" w:ascii="Tinos" w:hAnsi="Tinos" w:eastAsia="Noto Serif SC" w:cs="Tinos"/>
-                <w:color w:val="000000"/>
-                <w:sz w:val="24"/>
-                <w:szCs w:val="24"/>
-              </w:rPr>
-            </w:pPr>
-            <w:r>
-              <w:rPr>
-                <w:rFonts w:hint="default" w:ascii="Tinos" w:hAnsi="Tinos" w:eastAsia="Noto Serif SC" w:cs="Tinos"/>
+                <w:rFonts w:hint="default" w:ascii="Times New Roman" w:hAnsi="Times New Roman" w:eastAsia="宋体" w:cs="Times New Roman"/>
+                <w:color w:val="000000"/>
+                <w:sz w:val="24"/>
+                <w:szCs w:val="24"/>
+              </w:rPr>
+            </w:pPr>
+            <w:r>
+              <w:rPr>
+                <w:rFonts w:hint="default" w:ascii="Times New Roman" w:hAnsi="Times New Roman" w:eastAsia="宋体" w:cs="Times New Roman"/>
                 <w:color w:val="000000"/>
                 <w:sz w:val="24"/>
                 <w:szCs w:val="24"/>
@@ -1660,14 +1656,14 @@
               <w:autoSpaceDN w:val="0"/>
               <w:jc w:val="center"/>
               <w:rPr>
-                <w:rFonts w:hint="default" w:ascii="Tinos" w:hAnsi="Tinos" w:eastAsia="Noto Serif SC" w:cs="Tinos"/>
-                <w:sz w:val="24"/>
-                <w:szCs w:val="24"/>
-              </w:rPr>
-            </w:pPr>
-            <w:r>
-              <w:rPr>
-                <w:rFonts w:hint="default" w:ascii="Tinos" w:hAnsi="Tinos" w:eastAsia="Noto Serif SC" w:cs="Tinos"/>
+                <w:rFonts w:hint="default" w:ascii="Times New Roman" w:hAnsi="Times New Roman" w:eastAsia="宋体" w:cs="Times New Roman"/>
+                <w:sz w:val="24"/>
+                <w:szCs w:val="24"/>
+              </w:rPr>
+            </w:pPr>
+            <w:r>
+              <w:rPr>
+                <w:rFonts w:hint="default" w:ascii="Times New Roman" w:hAnsi="Times New Roman" w:eastAsia="宋体" w:cs="Times New Roman"/>
                 <w:color w:val="000000"/>
                 <w:sz w:val="24"/>
                 <w:szCs w:val="24"/>
@@ -1687,37 +1683,34 @@
               <w:spacing w:line="240" w:lineRule="atLeast"/>
               <w:jc w:val="center"/>
               <w:rPr>
-                <w:rFonts w:hint="default" w:ascii="Tinos" w:hAnsi="Tinos" w:eastAsia="Noto Serif SC" w:cs="Tinos"/>
-                <w:sz w:val="24"/>
-                <w:szCs w:val="24"/>
-              </w:rPr>
-            </w:pPr>
-            <w:r>
-              <w:rPr>
-                <w:rFonts w:hint="eastAsia" w:ascii="Tinos" w:hAnsi="Tinos" w:eastAsia="Noto Serif SC" w:cs="Tinos"/>
-                <w:sz w:val="24"/>
-                <w:szCs w:val="24"/>
-                <w:highlight w:val="green"/>
+                <w:rFonts w:hint="default" w:ascii="Times New Roman" w:hAnsi="Times New Roman" w:eastAsia="宋体" w:cs="Times New Roman"/>
+                <w:sz w:val="24"/>
+                <w:szCs w:val="24"/>
+              </w:rPr>
+            </w:pPr>
+            <w:r>
+              <w:rPr>
+                <w:rFonts w:hint="eastAsia" w:ascii="Times New Roman" w:hAnsi="Times New Roman" w:eastAsia="宋体" w:cs="Times New Roman"/>
+                <w:sz w:val="24"/>
+                <w:szCs w:val="24"/>
                 <w:lang w:val="en-US" w:eastAsia="zh-CN"/>
               </w:rPr>
               <w:t>{{@pretreat_img1}}</w:t>
             </w:r>
             <w:r>
               <w:rPr>
-                <w:rFonts w:hint="eastAsia" w:ascii="Tinos" w:hAnsi="Tinos" w:eastAsia="Noto Serif SC" w:cs="Tinos"/>
-                <w:sz w:val="24"/>
-                <w:szCs w:val="24"/>
-                <w:highlight w:val="green"/>
+                <w:rFonts w:hint="eastAsia" w:ascii="Times New Roman" w:hAnsi="Times New Roman" w:eastAsia="宋体" w:cs="Times New Roman"/>
+                <w:sz w:val="24"/>
+                <w:szCs w:val="24"/>
                 <w:lang w:val="en-US" w:eastAsia="zh-CN"/>
               </w:rPr>
               <w:t>{{@pretreat_img2}}</w:t>
             </w:r>
             <w:r>
               <w:rPr>
-                <w:rFonts w:hint="eastAsia" w:ascii="Tinos" w:hAnsi="Tinos" w:eastAsia="Noto Serif SC" w:cs="Tinos"/>
-                <w:sz w:val="24"/>
-                <w:szCs w:val="24"/>
-                <w:highlight w:val="green"/>
+                <w:rFonts w:hint="eastAsia" w:ascii="Times New Roman" w:hAnsi="Times New Roman" w:eastAsia="宋体" w:cs="Times New Roman"/>
+                <w:sz w:val="24"/>
+                <w:szCs w:val="24"/>
                 <w:lang w:val="en-US" w:eastAsia="zh-CN"/>
               </w:rPr>
               <w:t>{{@pretreat_img3}}</w:t>
@@ -1738,14 +1731,14 @@
               <w:autoSpaceDN w:val="0"/>
               <w:spacing w:line="240" w:lineRule="atLeast"/>
               <w:rPr>
-                <w:rFonts w:hint="default" w:ascii="Tinos" w:hAnsi="Tinos" w:eastAsia="Noto Serif SC" w:cs="Tinos"/>
-                <w:sz w:val="24"/>
-                <w:szCs w:val="24"/>
-              </w:rPr>
-            </w:pPr>
-            <w:r>
-              <w:rPr>
-                <w:rFonts w:hint="default" w:ascii="Tinos" w:hAnsi="Tinos" w:eastAsia="Noto Serif SC" w:cs="Tinos"/>
+                <w:rFonts w:hint="default" w:ascii="Times New Roman" w:hAnsi="Times New Roman" w:eastAsia="宋体" w:cs="Times New Roman"/>
+                <w:sz w:val="24"/>
+                <w:szCs w:val="24"/>
+              </w:rPr>
+            </w:pPr>
+            <w:r>
+              <w:rPr>
+                <w:rFonts w:hint="default" w:ascii="Times New Roman" w:hAnsi="Times New Roman" w:eastAsia="宋体" w:cs="Times New Roman"/>
                 <w:color w:val="000000"/>
                 <w:sz w:val="24"/>
                 <w:szCs w:val="24"/>
@@ -1774,14 +1767,14 @@
         <w:spacing w:line="360" w:lineRule="auto"/>
         <w:textAlignment w:val="auto"/>
         <w:rPr>
-          <w:rFonts w:hint="default" w:ascii="Tinos" w:hAnsi="Tinos" w:eastAsia="Noto Serif SC" w:cs="Tinos"/>
+          <w:rFonts w:hint="default" w:ascii="Times New Roman" w:hAnsi="Times New Roman" w:eastAsia="宋体" w:cs="Times New Roman"/>
           <w:sz w:val="21"/>
           <w:szCs w:val="21"/>
         </w:rPr>
       </w:pPr>
       <w:r>
         <w:rPr>
-          <w:rFonts w:hint="default" w:ascii="Tinos" w:hAnsi="Tinos" w:eastAsia="Noto Serif SC" w:cs="Tinos"/>
+          <w:rFonts w:hint="default" w:ascii="Times New Roman" w:hAnsi="Times New Roman" w:eastAsia="宋体" w:cs="Times New Roman"/>
           <w:sz w:val="21"/>
           <w:szCs w:val="21"/>
           <w:lang w:val="en-US" w:eastAsia="zh-CN"/>
@@ -1790,7 +1783,7 @@
       </w:r>
       <w:r>
         <w:rPr>
-          <w:rFonts w:hint="default" w:ascii="Tinos" w:hAnsi="Tinos" w:eastAsia="Noto Serif SC" w:cs="Tinos"/>
+          <w:rFonts w:hint="default" w:ascii="Times New Roman" w:hAnsi="Times New Roman" w:eastAsia="宋体" w:cs="Times New Roman"/>
           <w:sz w:val="21"/>
           <w:szCs w:val="21"/>
           <w:vertAlign w:val="superscript"/>
@@ -1800,7 +1793,7 @@
       </w:r>
       <w:r>
         <w:rPr>
-          <w:rFonts w:hint="default" w:ascii="Tinos" w:hAnsi="Tinos" w:eastAsia="Noto Serif SC" w:cs="Tinos"/>
+          <w:rFonts w:hint="default" w:ascii="Times New Roman" w:hAnsi="Times New Roman" w:eastAsia="宋体" w:cs="Times New Roman"/>
           <w:sz w:val="21"/>
           <w:szCs w:val="21"/>
           <w:vertAlign w:val="baseline"/>
@@ -1824,7 +1817,7 @@
   <w:docDefaults>
     <w:rPrDefault>
       <w:rPr>
-        <w:rFonts w:ascii="Tinos" w:hAnsi="Tinos" w:eastAsia="Noto Serif SC" w:cs="Tinos"/>
+        <w:rFonts w:asciiTheme="minorHAnsi" w:hAnsiTheme="minorHAnsi" w:eastAsiaTheme="minorEastAsia" w:cstheme="minorBidi"/>
       </w:rPr>
     </w:rPrDefault>
     <w:pPrDefault/>
@@ -2088,7 +2081,7 @@
       <w:jc w:val="both"/>
     </w:pPr>
     <w:rPr>
-      <w:rFonts w:ascii="Tinos" w:hAnsi="Tinos" w:eastAsia="Noto Serif SC" w:cs="Tinos"/>
+      <w:rFonts w:asciiTheme="minorHAnsi" w:hAnsiTheme="minorHAnsi" w:eastAsiaTheme="minorEastAsia" w:cstheme="minorBidi"/>
       <w:kern w:val="2"/>
       <w:sz w:val="21"/>
       <w:szCs w:val="24"/>
@@ -2260,12 +2253,12 @@
     </a:clrScheme>
     <a:fontScheme name="WPS">
       <a:majorFont>
-        <a:latin typeface="Tinos"/>
-        <a:ea typeface="Noto Serif SC"/>
-        <a:cs typeface="Tinos"/>
+        <a:latin typeface="Calibri Light"/>
+        <a:ea typeface=""/>
+        <a:cs typeface=""/>
         <a:font script="Jpan" typeface="游ゴシック Light"/>
         <a:font script="Hang" typeface="맑은 고딕"/>
-        <a:font script="Hans" typeface="Noto Serif SC"/>
+        <a:font script="Hans" typeface="宋体"/>
         <a:font script="Hant" typeface="新細明體"/>
         <a:font script="Arab" typeface="Times New Roman"/>
         <a:font script="Hebr" typeface="Times New Roman"/>
@@ -2295,12 +2288,12 @@
         <a:font script="Geor" typeface="Sylfaen"/>
       </a:majorFont>
       <a:minorFont>
-        <a:latin typeface="Tinos"/>
-        <a:ea typeface="Noto Serif SC"/>
-        <a:cs typeface="Tinos"/>
+        <a:latin typeface="Calibri"/>
+        <a:ea typeface=""/>
+        <a:cs typeface=""/>
         <a:font script="Jpan" typeface="游明朝"/>
         <a:font script="Hang" typeface="맑은 고딕"/>
-        <a:font script="Hans" typeface="Noto Serif SC"/>
+        <a:font script="Hans" typeface="宋体"/>
         <a:font script="Hant" typeface="新細明體"/>
         <a:font script="Arab" typeface="Arial"/>
         <a:font script="Hebr" typeface="Arial"/>

--- a/code/RuoYi-Vue-Plus/ruoyi-modules/ruoyi-lqg/src/main/resources/lqg/doc-templates/sample_qc.docx
+++ b/code/RuoYi-Vue-Plus/ruoyi-modules/ruoyi-lqg/src/main/resources/lqg/doc-templates/sample_qc.docx
@@ -540,6 +540,85 @@
                 <w:szCs w:val="24"/>
               </w:rPr>
               <w:t>{{clinical_diagnosis}}</w:t>
+            </w:r>
+          </w:p>
+        </w:tc>
+      </w:tr>
+      <w:tr>
+        <w:tblPrEx>
+          <w:tblBorders>
+            <w:top w:val="single" w:color="auto" w:sz="4" w:space="0"/>
+            <w:left w:val="single" w:color="auto" w:sz="4" w:space="0"/>
+            <w:bottom w:val="single" w:color="auto" w:sz="4" w:space="0"/>
+            <w:right w:val="single" w:color="auto" w:sz="4" w:space="0"/>
+            <w:insideH w:val="single" w:color="auto" w:sz="4" w:space="0"/>
+            <w:insideV w:val="single" w:color="auto" w:sz="4" w:space="0"/>
+          </w:tblBorders>
+          <w:tblCellMar>
+            <w:top w:w="0" w:type="dxa"/>
+            <w:left w:w="108" w:type="dxa"/>
+            <w:bottom w:w="0" w:type="dxa"/>
+            <w:right w:w="108" w:type="dxa"/>
+          </w:tblCellMar>
+        </w:tblPrEx>
+        <w:trPr>
+          <w:trHeight w:val="602" w:hRule="atLeast"/>
+        </w:trPr>
+        <w:tc>
+          <w:tcPr>
+            <w:tcW w:w="1109" w:type="pct"/>
+            <w:vAlign w:val="center"/>
+          </w:tcPr>
+          <w:p>
+            <w:pPr>
+              <w:autoSpaceDE w:val="0"/>
+              <w:autoSpaceDN w:val="0"/>
+              <w:spacing w:line="240" w:lineRule="atLeast"/>
+              <w:jc w:val="center"/>
+              <w:rPr>
+                <w:rFonts w:hint="default" w:ascii="Times New Roman" w:hAnsi="Times New Roman" w:eastAsia="宋体" w:cs="Times New Roman"/>
+                <w:color w:val="000000"/>
+                <w:sz w:val="24"/>
+                <w:szCs w:val="24"/>
+              </w:rPr>
+            </w:pPr>
+            <w:r>
+              <w:rPr>
+                <w:rFonts w:hint="default" w:ascii="Times New Roman" w:hAnsi="Times New Roman" w:eastAsia="宋体" w:cs="Times New Roman"/>
+                <w:color w:val="000000"/>
+                <w:sz w:val="24"/>
+                <w:szCs w:val="24"/>
+              </w:rPr>
+              <w:t>种属</w:t>
+            </w:r>
+          </w:p>
+        </w:tc>
+        <w:tc>
+          <w:tcPr>
+            <w:tcW w:w="3890" w:type="pct"/>
+            <w:gridSpan w:val="5"/>
+            <w:vAlign w:val="center"/>
+          </w:tcPr>
+          <w:p>
+            <w:pPr>
+              <w:autoSpaceDE w:val="0"/>
+              <w:autoSpaceDN w:val="0"/>
+              <w:spacing w:line="240" w:lineRule="atLeast"/>
+              <w:jc w:val="center"/>
+              <w:rPr>
+                <w:rFonts w:hint="default" w:ascii="Times New Roman" w:hAnsi="Times New Roman" w:eastAsia="宋体" w:cs="Times New Roman"/>
+                <w:color w:val="000000"/>
+                <w:sz w:val="24"/>
+                <w:szCs w:val="24"/>
+              </w:rPr>
+            </w:pPr>
+            <w:r>
+              <w:rPr>
+                <w:rFonts w:hint="default" w:ascii="Times New Roman" w:hAnsi="Times New Roman" w:eastAsia="宋体" w:cs="Times New Roman"/>
+                <w:sz w:val="24"/>
+                <w:szCs w:val="24"/>
+              </w:rPr>
+              <w:t>{{species}}</w:t>
             </w:r>
           </w:p>
         </w:tc>
